--- a/Tuan4/phan1/ThaoTacVoiDocker.docx
+++ b/Tuan4/phan1/ThaoTacVoiDocker.docx
@@ -1,10 +1,2883 @@
 
 <file path=word/document.xml><?xml version="1.0" encoding="utf-8"?>
-<w:document xmlns:wpc="http://schemas.microsoft.com/office/word/2010/wordprocessingCanvas" xmlns:mc="http://schemas.openxmlformats.org/markup-compatibility/2006" xmlns:o="urn:schemas-microsoft-com:office:office" xmlns:r="http://schemas.openxmlformats.org/officeDocument/2006/relationships" xmlns:m="http://schemas.openxmlformats.org/officeDocument/2006/math" xmlns:v="urn:schemas-microsoft-com:vml" xmlns:wp14="http://schemas.microsoft.com/office/word/2010/wordprocessingDrawing" xmlns:wp="http://schemas.openxmlformats.org/drawingml/2006/wordprocessingDrawing" xmlns:w10="urn:schemas-microsoft-com:office:word" xmlns:w="http://schemas.openxmlformats.org/wordprocessingml/2006/main" xmlns:w14="http://schemas.microsoft.com/office/word/2010/wordml" xmlns:w15="http://schemas.microsoft.com/office/word/2012/wordml" xmlns:wpg="http://schemas.microsoft.com/office/word/2010/wordprocessingGroup" xmlns:wpi="http://schemas.microsoft.com/office/word/2010/wordprocessingInk" xmlns:wne="http://schemas.microsoft.com/office/word/2006/wordml" xmlns:wps="http://schemas.microsoft.com/office/word/2010/wordprocessingShape" mc:Ignorable="w14 w15 wp14">
+<w:document xmlns:wpc="http://schemas.microsoft.com/office/word/2010/wordprocessingCanvas" xmlns:cx="http://schemas.microsoft.com/office/drawing/2014/chartex" xmlns:cx1="http://schemas.microsoft.com/office/drawing/2015/9/8/chartex" xmlns:cx2="http://schemas.microsoft.com/office/drawing/2015/10/21/chartex" xmlns:cx3="http://schemas.microsoft.com/office/drawing/2016/5/9/chartex" xmlns:cx4="http://schemas.microsoft.com/office/drawing/2016/5/10/chartex" xmlns:cx5="http://schemas.microsoft.com/office/drawing/2016/5/11/chartex" xmlns:cx6="http://schemas.microsoft.com/office/drawing/2016/5/12/chartex" xmlns:cx7="http://schemas.microsoft.com/office/drawing/2016/5/13/chartex" xmlns:cx8="http://schemas.microsoft.com/office/drawing/2016/5/14/chartex" xmlns:mc="http://schemas.openxmlformats.org/markup-compatibility/2006" xmlns:aink="http://schemas.microsoft.com/office/drawing/2016/ink" xmlns:am3d="http://schemas.microsoft.com/office/drawing/2017/model3d" xmlns:o="urn:schemas-microsoft-com:office:office" xmlns:oel="http://schemas.microsoft.com/office/2019/extlst" xmlns:r="http://schemas.openxmlformats.org/officeDocument/2006/relationships" xmlns:m="http://schemas.openxmlformats.org/officeDocument/2006/math" xmlns:v="urn:schemas-microsoft-com:vml" xmlns:wp14="http://schemas.microsoft.com/office/word/2010/wordprocessingDrawing" xmlns:wp="http://schemas.openxmlformats.org/drawingml/2006/wordprocessingDrawing" xmlns:w10="urn:schemas-microsoft-com:office:word" xmlns:w="http://schemas.openxmlformats.org/wordprocessingml/2006/main" xmlns:w14="http://schemas.microsoft.com/office/word/2010/wordml" xmlns:w15="http://schemas.microsoft.com/office/word/2012/wordml" xmlns:w16cex="http://schemas.microsoft.com/office/word/2018/wordml/cex" xmlns:w16cid="http://schemas.microsoft.com/office/word/2016/wordml/cid" xmlns:w16="http://schemas.microsoft.com/office/word/2018/wordml" xmlns:w16du="http://schemas.microsoft.com/office/word/2023/wordml/word16du" xmlns:w16sdtdh="http://schemas.microsoft.com/office/word/2020/wordml/sdtdatahash" xmlns:w16sdtfl="http://schemas.microsoft.com/office/word/2024/wordml/sdtformatlock" xmlns:w16se="http://schemas.microsoft.com/office/word/2015/wordml/symex" xmlns:wpg="http://schemas.microsoft.com/office/word/2010/wordprocessingGroup" xmlns:wpi="http://schemas.microsoft.com/office/word/2010/wordprocessingInk" xmlns:wne="http://schemas.microsoft.com/office/word/2006/wordml" xmlns:wps="http://schemas.microsoft.com/office/word/2010/wordprocessingShape" mc:Ignorable="w14 w15 w16se w16cid w16 w16cex w16sdtdh w16sdtfl w16du wp14">
   <w:body>
     <w:p>
-      <w:bookmarkStart w:id="0" w:name="_GoBack"/>
-      <w:bookmarkEnd w:id="0"/>
+      <w:pPr>
+        <w:rPr>
+          <w:b/>
+          <w:bCs/>
+        </w:rPr>
+      </w:pPr>
+      <w:r>
+        <w:rPr>
+          <w:b/>
+          <w:bCs/>
+        </w:rPr>
+        <w:t>Phạm Minh Hiếu_22693491</w:t>
+      </w:r>
+    </w:p>
+    <w:p>
+      <w:pPr>
+        <w:rPr>
+          <w:b/>
+          <w:bCs/>
+        </w:rPr>
+      </w:pPr>
+      <w:r>
+        <w:rPr>
+          <w:b/>
+          <w:bCs/>
+        </w:rPr>
+        <w:t>Phần 1:</w:t>
+      </w:r>
+      <w:r>
+        <w:rPr>
+          <w:b/>
+          <w:bCs/>
+        </w:rPr>
+        <w:tab/>
+        <w:t>Các lệnh cơ bản thao tác với Docker</w:t>
+      </w:r>
+      <w:r>
+        <w:rPr>
+          <w:b/>
+          <w:bCs/>
+        </w:rPr>
+        <w:tab/>
+      </w:r>
+      <w:r>
+        <w:rPr>
+          <w:b/>
+          <w:bCs/>
+        </w:rPr>
+        <w:tab/>
+      </w:r>
+    </w:p>
+    <w:p>
+      <w:pPr>
+        <w:rPr>
+          <w:b/>
+          <w:bCs/>
+        </w:rPr>
+      </w:pPr>
+      <w:r>
+        <w:rPr>
+          <w:b/>
+          <w:bCs/>
+        </w:rPr>
+        <w:tab/>
+        <w:t>1</w:t>
+      </w:r>
+      <w:r>
+        <w:rPr>
+          <w:b/>
+          <w:bCs/>
+        </w:rPr>
+        <w:tab/>
+        <w:t>docker --version</w:t>
+      </w:r>
+      <w:r>
+        <w:rPr>
+          <w:b/>
+          <w:bCs/>
+        </w:rPr>
+        <w:tab/>
+      </w:r>
+    </w:p>
+    <w:p>
+      <w:pPr>
+        <w:ind w:left="720"/>
+        <w:rPr>
+          <w:b/>
+          <w:bCs/>
+        </w:rPr>
+      </w:pPr>
+      <w:r>
+        <w:rPr>
+          <w:b/>
+          <w:bCs/>
+        </w:rPr>
+        <w:drawing>
+          <wp:inline distT="0" distB="0" distL="0" distR="0" wp14:anchorId="4AC7DB0A" wp14:editId="6F0576AE">
+            <wp:extent cx="5943600" cy="675640"/>
+            <wp:effectExtent l="0" t="0" r="0" b="0"/>
+            <wp:docPr id="6785155" name="Picture 1"/>
+            <wp:cNvGraphicFramePr>
+              <a:graphicFrameLocks xmlns:a="http://schemas.openxmlformats.org/drawingml/2006/main" noChangeAspect="1"/>
+            </wp:cNvGraphicFramePr>
+            <a:graphic xmlns:a="http://schemas.openxmlformats.org/drawingml/2006/main">
+              <a:graphicData uri="http://schemas.openxmlformats.org/drawingml/2006/picture">
+                <pic:pic xmlns:pic="http://schemas.openxmlformats.org/drawingml/2006/picture">
+                  <pic:nvPicPr>
+                    <pic:cNvPr id="6785155" name=""/>
+                    <pic:cNvPicPr/>
+                  </pic:nvPicPr>
+                  <pic:blipFill>
+                    <a:blip r:embed="rId4"/>
+                    <a:stretch>
+                      <a:fillRect/>
+                    </a:stretch>
+                  </pic:blipFill>
+                  <pic:spPr>
+                    <a:xfrm>
+                      <a:off x="0" y="0"/>
+                      <a:ext cx="5943600" cy="675640"/>
+                    </a:xfrm>
+                    <a:prstGeom prst="rect">
+                      <a:avLst/>
+                    </a:prstGeom>
+                  </pic:spPr>
+                </pic:pic>
+              </a:graphicData>
+            </a:graphic>
+          </wp:inline>
+        </w:drawing>
+      </w:r>
+    </w:p>
+    <w:p>
+      <w:pPr>
+        <w:rPr>
+          <w:b/>
+          <w:bCs/>
+        </w:rPr>
+      </w:pPr>
+      <w:r>
+        <w:rPr>
+          <w:b/>
+          <w:bCs/>
+        </w:rPr>
+        <w:tab/>
+        <w:t>2</w:t>
+      </w:r>
+      <w:r>
+        <w:rPr>
+          <w:b/>
+          <w:bCs/>
+        </w:rPr>
+        <w:tab/>
+        <w:t>docker run hello-world</w:t>
+      </w:r>
+      <w:r>
+        <w:rPr>
+          <w:b/>
+          <w:bCs/>
+        </w:rPr>
+        <w:tab/>
+      </w:r>
+    </w:p>
+    <w:p>
+      <w:pPr>
+        <w:ind w:left="720"/>
+        <w:rPr>
+          <w:b/>
+          <w:bCs/>
+        </w:rPr>
+      </w:pPr>
+      <w:r>
+        <w:rPr>
+          <w:b/>
+          <w:bCs/>
+        </w:rPr>
+        <w:tab/>
+      </w:r>
+      <w:r>
+        <w:rPr>
+          <w:noProof/>
+        </w:rPr>
+        <w:drawing>
+          <wp:inline distT="0" distB="0" distL="0" distR="0" wp14:anchorId="12FB6BBB" wp14:editId="6741DFE0">
+            <wp:extent cx="5943600" cy="2623185"/>
+            <wp:effectExtent l="0" t="0" r="0" b="5715"/>
+            <wp:docPr id="1583266169" name="Picture 1"/>
+            <wp:cNvGraphicFramePr>
+              <a:graphicFrameLocks xmlns:a="http://schemas.openxmlformats.org/drawingml/2006/main" noChangeAspect="1"/>
+            </wp:cNvGraphicFramePr>
+            <a:graphic xmlns:a="http://schemas.openxmlformats.org/drawingml/2006/main">
+              <a:graphicData uri="http://schemas.openxmlformats.org/drawingml/2006/picture">
+                <pic:pic xmlns:pic="http://schemas.openxmlformats.org/drawingml/2006/picture">
+                  <pic:nvPicPr>
+                    <pic:cNvPr id="1583266169" name=""/>
+                    <pic:cNvPicPr/>
+                  </pic:nvPicPr>
+                  <pic:blipFill>
+                    <a:blip r:embed="rId5"/>
+                    <a:stretch>
+                      <a:fillRect/>
+                    </a:stretch>
+                  </pic:blipFill>
+                  <pic:spPr>
+                    <a:xfrm>
+                      <a:off x="0" y="0"/>
+                      <a:ext cx="5943600" cy="2623185"/>
+                    </a:xfrm>
+                    <a:prstGeom prst="rect">
+                      <a:avLst/>
+                    </a:prstGeom>
+                  </pic:spPr>
+                </pic:pic>
+              </a:graphicData>
+            </a:graphic>
+          </wp:inline>
+        </w:drawing>
+      </w:r>
+    </w:p>
+    <w:p>
+      <w:pPr>
+        <w:rPr>
+          <w:b/>
+          <w:bCs/>
+        </w:rPr>
+      </w:pPr>
+      <w:r>
+        <w:rPr>
+          <w:b/>
+          <w:bCs/>
+        </w:rPr>
+        <w:tab/>
+        <w:t>3</w:t>
+      </w:r>
+      <w:r>
+        <w:rPr>
+          <w:b/>
+          <w:bCs/>
+        </w:rPr>
+        <w:tab/>
+        <w:t>docker pull nginx</w:t>
+      </w:r>
+      <w:r>
+        <w:rPr>
+          <w:b/>
+          <w:bCs/>
+        </w:rPr>
+        <w:tab/>
+      </w:r>
+    </w:p>
+    <w:p>
+      <w:pPr>
+        <w:ind w:left="720"/>
+        <w:rPr>
+          <w:b/>
+          <w:bCs/>
+        </w:rPr>
+      </w:pPr>
+      <w:r>
+        <w:rPr>
+          <w:b/>
+          <w:bCs/>
+        </w:rPr>
+        <w:drawing>
+          <wp:inline distT="0" distB="0" distL="0" distR="0" wp14:anchorId="7F661BCE" wp14:editId="15B74389">
+            <wp:extent cx="5943600" cy="1257300"/>
+            <wp:effectExtent l="0" t="0" r="0" b="0"/>
+            <wp:docPr id="1192746736" name="Picture 1"/>
+            <wp:cNvGraphicFramePr>
+              <a:graphicFrameLocks xmlns:a="http://schemas.openxmlformats.org/drawingml/2006/main" noChangeAspect="1"/>
+            </wp:cNvGraphicFramePr>
+            <a:graphic xmlns:a="http://schemas.openxmlformats.org/drawingml/2006/main">
+              <a:graphicData uri="http://schemas.openxmlformats.org/drawingml/2006/picture">
+                <pic:pic xmlns:pic="http://schemas.openxmlformats.org/drawingml/2006/picture">
+                  <pic:nvPicPr>
+                    <pic:cNvPr id="1192746736" name=""/>
+                    <pic:cNvPicPr/>
+                  </pic:nvPicPr>
+                  <pic:blipFill>
+                    <a:blip r:embed="rId6"/>
+                    <a:stretch>
+                      <a:fillRect/>
+                    </a:stretch>
+                  </pic:blipFill>
+                  <pic:spPr>
+                    <a:xfrm>
+                      <a:off x="0" y="0"/>
+                      <a:ext cx="5943600" cy="1257300"/>
+                    </a:xfrm>
+                    <a:prstGeom prst="rect">
+                      <a:avLst/>
+                    </a:prstGeom>
+                  </pic:spPr>
+                </pic:pic>
+              </a:graphicData>
+            </a:graphic>
+          </wp:inline>
+        </w:drawing>
+      </w:r>
+    </w:p>
+    <w:p>
+      <w:pPr>
+        <w:rPr>
+          <w:b/>
+          <w:bCs/>
+        </w:rPr>
+      </w:pPr>
+      <w:r>
+        <w:rPr>
+          <w:b/>
+          <w:bCs/>
+        </w:rPr>
+        <w:tab/>
+        <w:t>4</w:t>
+      </w:r>
+      <w:r>
+        <w:rPr>
+          <w:b/>
+          <w:bCs/>
+        </w:rPr>
+        <w:tab/>
+        <w:t>docker images</w:t>
+      </w:r>
+      <w:r>
+        <w:rPr>
+          <w:b/>
+          <w:bCs/>
+        </w:rPr>
+        <w:tab/>
+      </w:r>
+    </w:p>
+    <w:p>
+      <w:pPr>
+        <w:ind w:left="720"/>
+        <w:rPr>
+          <w:b/>
+          <w:bCs/>
+        </w:rPr>
+      </w:pPr>
+      <w:r>
+        <w:rPr>
+          <w:b/>
+          <w:bCs/>
+        </w:rPr>
+        <w:drawing>
+          <wp:inline distT="0" distB="0" distL="0" distR="0" wp14:anchorId="2C3478DF" wp14:editId="69F9D6CB">
+            <wp:extent cx="4953000" cy="1418167"/>
+            <wp:effectExtent l="0" t="0" r="8890" b="0"/>
+            <wp:docPr id="979828101" name="Picture 1"/>
+            <wp:cNvGraphicFramePr>
+              <a:graphicFrameLocks xmlns:a="http://schemas.openxmlformats.org/drawingml/2006/main" noChangeAspect="1"/>
+            </wp:cNvGraphicFramePr>
+            <a:graphic xmlns:a="http://schemas.openxmlformats.org/drawingml/2006/main">
+              <a:graphicData uri="http://schemas.openxmlformats.org/drawingml/2006/picture">
+                <pic:pic xmlns:pic="http://schemas.openxmlformats.org/drawingml/2006/picture">
+                  <pic:nvPicPr>
+                    <pic:cNvPr id="979828101" name=""/>
+                    <pic:cNvPicPr/>
+                  </pic:nvPicPr>
+                  <pic:blipFill>
+                    <a:blip r:embed="rId7"/>
+                    <a:stretch>
+                      <a:fillRect/>
+                    </a:stretch>
+                  </pic:blipFill>
+                  <pic:spPr>
+                    <a:xfrm>
+                      <a:off x="0" y="0"/>
+                      <a:ext cx="4953000" cy="1418167"/>
+                    </a:xfrm>
+                    <a:prstGeom prst="rect">
+                      <a:avLst/>
+                    </a:prstGeom>
+                  </pic:spPr>
+                </pic:pic>
+              </a:graphicData>
+            </a:graphic>
+          </wp:inline>
+        </w:drawing>
+      </w:r>
+    </w:p>
+    <w:p>
+      <w:pPr>
+        <w:ind w:left="720"/>
+        <w:rPr>
+          <w:b/>
+          <w:bCs/>
+        </w:rPr>
+      </w:pPr>
+      <w:r>
+        <w:rPr>
+          <w:b/>
+          <w:bCs/>
+        </w:rPr>
+        <w:lastRenderedPageBreak/>
+        <w:t>5</w:t>
+      </w:r>
+      <w:r>
+        <w:rPr>
+          <w:b/>
+          <w:bCs/>
+        </w:rPr>
+        <w:tab/>
+        <w:t>docker run -d nginx</w:t>
+      </w:r>
+      <w:r>
+        <w:rPr>
+          <w:b/>
+          <w:bCs/>
+        </w:rPr>
+        <w:tab/>
+      </w:r>
+      <w:r>
+        <w:rPr>
+          <w:b/>
+          <w:bCs/>
+        </w:rPr>
+        <w:tab/>
+      </w:r>
+      <w:r>
+        <w:rPr>
+          <w:b/>
+          <w:bCs/>
+        </w:rPr>
+        <w:drawing>
+          <wp:inline distT="0" distB="0" distL="0" distR="0" wp14:anchorId="26F7BF75" wp14:editId="1083DF83">
+            <wp:extent cx="5943600" cy="408305"/>
+            <wp:effectExtent l="0" t="0" r="0" b="0"/>
+            <wp:docPr id="1782188429" name="Picture 1"/>
+            <wp:cNvGraphicFramePr>
+              <a:graphicFrameLocks xmlns:a="http://schemas.openxmlformats.org/drawingml/2006/main" noChangeAspect="1"/>
+            </wp:cNvGraphicFramePr>
+            <a:graphic xmlns:a="http://schemas.openxmlformats.org/drawingml/2006/main">
+              <a:graphicData uri="http://schemas.openxmlformats.org/drawingml/2006/picture">
+                <pic:pic xmlns:pic="http://schemas.openxmlformats.org/drawingml/2006/picture">
+                  <pic:nvPicPr>
+                    <pic:cNvPr id="1782188429" name=""/>
+                    <pic:cNvPicPr/>
+                  </pic:nvPicPr>
+                  <pic:blipFill>
+                    <a:blip r:embed="rId8"/>
+                    <a:stretch>
+                      <a:fillRect/>
+                    </a:stretch>
+                  </pic:blipFill>
+                  <pic:spPr>
+                    <a:xfrm>
+                      <a:off x="0" y="0"/>
+                      <a:ext cx="5943600" cy="408305"/>
+                    </a:xfrm>
+                    <a:prstGeom prst="rect">
+                      <a:avLst/>
+                    </a:prstGeom>
+                  </pic:spPr>
+                </pic:pic>
+              </a:graphicData>
+            </a:graphic>
+          </wp:inline>
+        </w:drawing>
+      </w:r>
+    </w:p>
+    <w:p>
+      <w:pPr>
+        <w:rPr>
+          <w:b/>
+          <w:bCs/>
+        </w:rPr>
+      </w:pPr>
+      <w:r>
+        <w:rPr>
+          <w:b/>
+          <w:bCs/>
+        </w:rPr>
+        <w:tab/>
+        <w:t>6</w:t>
+      </w:r>
+      <w:r>
+        <w:rPr>
+          <w:b/>
+          <w:bCs/>
+        </w:rPr>
+        <w:tab/>
+        <w:t>docker ps</w:t>
+      </w:r>
+      <w:r>
+        <w:rPr>
+          <w:b/>
+          <w:bCs/>
+        </w:rPr>
+        <w:tab/>
+      </w:r>
+    </w:p>
+    <w:p>
+      <w:pPr>
+        <w:ind w:left="720"/>
+        <w:rPr>
+          <w:b/>
+          <w:bCs/>
+        </w:rPr>
+      </w:pPr>
+      <w:r>
+        <w:rPr>
+          <w:b/>
+          <w:bCs/>
+        </w:rPr>
+        <w:drawing>
+          <wp:inline distT="0" distB="0" distL="0" distR="0" wp14:anchorId="60D8C536" wp14:editId="45EDDB64">
+            <wp:extent cx="5943600" cy="376555"/>
+            <wp:effectExtent l="0" t="0" r="0" b="4445"/>
+            <wp:docPr id="1083426251" name="Picture 1"/>
+            <wp:cNvGraphicFramePr>
+              <a:graphicFrameLocks xmlns:a="http://schemas.openxmlformats.org/drawingml/2006/main" noChangeAspect="1"/>
+            </wp:cNvGraphicFramePr>
+            <a:graphic xmlns:a="http://schemas.openxmlformats.org/drawingml/2006/main">
+              <a:graphicData uri="http://schemas.openxmlformats.org/drawingml/2006/picture">
+                <pic:pic xmlns:pic="http://schemas.openxmlformats.org/drawingml/2006/picture">
+                  <pic:nvPicPr>
+                    <pic:cNvPr id="1083426251" name=""/>
+                    <pic:cNvPicPr/>
+                  </pic:nvPicPr>
+                  <pic:blipFill>
+                    <a:blip r:embed="rId9"/>
+                    <a:stretch>
+                      <a:fillRect/>
+                    </a:stretch>
+                  </pic:blipFill>
+                  <pic:spPr>
+                    <a:xfrm>
+                      <a:off x="0" y="0"/>
+                      <a:ext cx="5943600" cy="376555"/>
+                    </a:xfrm>
+                    <a:prstGeom prst="rect">
+                      <a:avLst/>
+                    </a:prstGeom>
+                  </pic:spPr>
+                </pic:pic>
+              </a:graphicData>
+            </a:graphic>
+          </wp:inline>
+        </w:drawing>
+      </w:r>
+    </w:p>
+    <w:p>
+      <w:pPr>
+        <w:rPr>
+          <w:b/>
+          <w:bCs/>
+        </w:rPr>
+      </w:pPr>
+      <w:r>
+        <w:rPr>
+          <w:b/>
+          <w:bCs/>
+        </w:rPr>
+        <w:tab/>
+        <w:t>7</w:t>
+      </w:r>
+      <w:r>
+        <w:rPr>
+          <w:b/>
+          <w:bCs/>
+        </w:rPr>
+        <w:tab/>
+        <w:t>docker ps -a</w:t>
+      </w:r>
+      <w:r>
+        <w:rPr>
+          <w:b/>
+          <w:bCs/>
+        </w:rPr>
+        <w:tab/>
+      </w:r>
+    </w:p>
+    <w:p>
+      <w:pPr>
+        <w:ind w:left="720"/>
+        <w:rPr>
+          <w:b/>
+          <w:bCs/>
+        </w:rPr>
+      </w:pPr>
+      <w:r>
+        <w:rPr>
+          <w:b/>
+          <w:bCs/>
+        </w:rPr>
+        <w:drawing>
+          <wp:inline distT="0" distB="0" distL="0" distR="0" wp14:anchorId="3B31FF5F" wp14:editId="74601CB7">
+            <wp:extent cx="5943600" cy="1113790"/>
+            <wp:effectExtent l="0" t="0" r="0" b="0"/>
+            <wp:docPr id="1519949042" name="Picture 1"/>
+            <wp:cNvGraphicFramePr>
+              <a:graphicFrameLocks xmlns:a="http://schemas.openxmlformats.org/drawingml/2006/main" noChangeAspect="1"/>
+            </wp:cNvGraphicFramePr>
+            <a:graphic xmlns:a="http://schemas.openxmlformats.org/drawingml/2006/main">
+              <a:graphicData uri="http://schemas.openxmlformats.org/drawingml/2006/picture">
+                <pic:pic xmlns:pic="http://schemas.openxmlformats.org/drawingml/2006/picture">
+                  <pic:nvPicPr>
+                    <pic:cNvPr id="1519949042" name=""/>
+                    <pic:cNvPicPr/>
+                  </pic:nvPicPr>
+                  <pic:blipFill>
+                    <a:blip r:embed="rId10"/>
+                    <a:stretch>
+                      <a:fillRect/>
+                    </a:stretch>
+                  </pic:blipFill>
+                  <pic:spPr>
+                    <a:xfrm>
+                      <a:off x="0" y="0"/>
+                      <a:ext cx="5943600" cy="1113790"/>
+                    </a:xfrm>
+                    <a:prstGeom prst="rect">
+                      <a:avLst/>
+                    </a:prstGeom>
+                  </pic:spPr>
+                </pic:pic>
+              </a:graphicData>
+            </a:graphic>
+          </wp:inline>
+        </w:drawing>
+      </w:r>
+    </w:p>
+    <w:p>
+      <w:pPr>
+        <w:rPr>
+          <w:b/>
+          <w:bCs/>
+        </w:rPr>
+      </w:pPr>
+      <w:r>
+        <w:rPr>
+          <w:b/>
+          <w:bCs/>
+        </w:rPr>
+        <w:tab/>
+        <w:t>8</w:t>
+      </w:r>
+      <w:r>
+        <w:rPr>
+          <w:b/>
+          <w:bCs/>
+        </w:rPr>
+        <w:tab/>
+        <w:t>docker logs &lt;container_id&gt;</w:t>
+      </w:r>
+      <w:r>
+        <w:rPr>
+          <w:b/>
+          <w:bCs/>
+        </w:rPr>
+        <w:tab/>
+      </w:r>
+    </w:p>
+    <w:p>
+      <w:pPr>
+        <w:ind w:left="720"/>
+        <w:rPr>
+          <w:b/>
+          <w:bCs/>
+        </w:rPr>
+      </w:pPr>
+      <w:r>
+        <w:rPr>
+          <w:b/>
+          <w:bCs/>
+        </w:rPr>
+        <w:drawing>
+          <wp:inline distT="0" distB="0" distL="0" distR="0" wp14:anchorId="46849F17" wp14:editId="3060CC4B">
+            <wp:extent cx="5943600" cy="2321560"/>
+            <wp:effectExtent l="0" t="0" r="0" b="2540"/>
+            <wp:docPr id="1265740646" name="Picture 1"/>
+            <wp:cNvGraphicFramePr>
+              <a:graphicFrameLocks xmlns:a="http://schemas.openxmlformats.org/drawingml/2006/main" noChangeAspect="1"/>
+            </wp:cNvGraphicFramePr>
+            <a:graphic xmlns:a="http://schemas.openxmlformats.org/drawingml/2006/main">
+              <a:graphicData uri="http://schemas.openxmlformats.org/drawingml/2006/picture">
+                <pic:pic xmlns:pic="http://schemas.openxmlformats.org/drawingml/2006/picture">
+                  <pic:nvPicPr>
+                    <pic:cNvPr id="1265740646" name=""/>
+                    <pic:cNvPicPr/>
+                  </pic:nvPicPr>
+                  <pic:blipFill>
+                    <a:blip r:embed="rId11"/>
+                    <a:stretch>
+                      <a:fillRect/>
+                    </a:stretch>
+                  </pic:blipFill>
+                  <pic:spPr>
+                    <a:xfrm>
+                      <a:off x="0" y="0"/>
+                      <a:ext cx="5943600" cy="2321560"/>
+                    </a:xfrm>
+                    <a:prstGeom prst="rect">
+                      <a:avLst/>
+                    </a:prstGeom>
+                  </pic:spPr>
+                </pic:pic>
+              </a:graphicData>
+            </a:graphic>
+          </wp:inline>
+        </w:drawing>
+      </w:r>
+    </w:p>
+    <w:p>
+      <w:pPr>
+        <w:rPr>
+          <w:b/>
+          <w:bCs/>
+        </w:rPr>
+      </w:pPr>
+      <w:r>
+        <w:rPr>
+          <w:b/>
+          <w:bCs/>
+        </w:rPr>
+        <w:tab/>
+        <w:t>9</w:t>
+      </w:r>
+      <w:r>
+        <w:rPr>
+          <w:b/>
+          <w:bCs/>
+        </w:rPr>
+        <w:tab/>
+        <w:t>docker exec -it &lt;container_id&gt; /bin/sh</w:t>
+      </w:r>
+      <w:r>
+        <w:rPr>
+          <w:b/>
+          <w:bCs/>
+        </w:rPr>
+        <w:tab/>
+      </w:r>
+    </w:p>
+    <w:p>
+      <w:pPr>
+        <w:ind w:left="720"/>
+        <w:rPr>
+          <w:b/>
+          <w:bCs/>
+        </w:rPr>
+      </w:pPr>
+      <w:r>
+        <w:rPr>
+          <w:b/>
+          <w:bCs/>
+        </w:rPr>
+        <w:tab/>
+      </w:r>
+      <w:r>
+        <w:rPr>
+          <w:b/>
+          <w:bCs/>
+        </w:rPr>
+        <w:drawing>
+          <wp:inline distT="0" distB="0" distL="0" distR="0" wp14:anchorId="68629A67" wp14:editId="431A0EB3">
+            <wp:extent cx="5943600" cy="947420"/>
+            <wp:effectExtent l="0" t="0" r="0" b="5080"/>
+            <wp:docPr id="495946882" name="Picture 1"/>
+            <wp:cNvGraphicFramePr>
+              <a:graphicFrameLocks xmlns:a="http://schemas.openxmlformats.org/drawingml/2006/main" noChangeAspect="1"/>
+            </wp:cNvGraphicFramePr>
+            <a:graphic xmlns:a="http://schemas.openxmlformats.org/drawingml/2006/main">
+              <a:graphicData uri="http://schemas.openxmlformats.org/drawingml/2006/picture">
+                <pic:pic xmlns:pic="http://schemas.openxmlformats.org/drawingml/2006/picture">
+                  <pic:nvPicPr>
+                    <pic:cNvPr id="495946882" name=""/>
+                    <pic:cNvPicPr/>
+                  </pic:nvPicPr>
+                  <pic:blipFill>
+                    <a:blip r:embed="rId12"/>
+                    <a:stretch>
+                      <a:fillRect/>
+                    </a:stretch>
+                  </pic:blipFill>
+                  <pic:spPr>
+                    <a:xfrm>
+                      <a:off x="0" y="0"/>
+                      <a:ext cx="5943600" cy="947420"/>
+                    </a:xfrm>
+                    <a:prstGeom prst="rect">
+                      <a:avLst/>
+                    </a:prstGeom>
+                  </pic:spPr>
+                </pic:pic>
+              </a:graphicData>
+            </a:graphic>
+          </wp:inline>
+        </w:drawing>
+      </w:r>
+    </w:p>
+    <w:p>
+      <w:pPr>
+        <w:rPr>
+          <w:b/>
+          <w:bCs/>
+        </w:rPr>
+      </w:pPr>
+      <w:r>
+        <w:rPr>
+          <w:b/>
+          <w:bCs/>
+        </w:rPr>
+        <w:tab/>
+        <w:t>10</w:t>
+      </w:r>
+      <w:r>
+        <w:rPr>
+          <w:b/>
+          <w:bCs/>
+        </w:rPr>
+        <w:tab/>
+        <w:t>docker stop &lt;container_id&gt;</w:t>
+      </w:r>
+      <w:r>
+        <w:rPr>
+          <w:b/>
+          <w:bCs/>
+        </w:rPr>
+        <w:tab/>
+      </w:r>
+    </w:p>
+    <w:p>
+      <w:pPr>
+        <w:ind w:left="720"/>
+        <w:rPr>
+          <w:b/>
+          <w:bCs/>
+        </w:rPr>
+      </w:pPr>
+      <w:r>
+        <w:rPr>
+          <w:b/>
+          <w:bCs/>
+        </w:rPr>
+        <w:drawing>
+          <wp:inline distT="0" distB="0" distL="0" distR="0" wp14:anchorId="614CE8A6" wp14:editId="25D2AE96">
+            <wp:extent cx="5943600" cy="285115"/>
+            <wp:effectExtent l="0" t="0" r="0" b="635"/>
+            <wp:docPr id="1763045905" name="Picture 1"/>
+            <wp:cNvGraphicFramePr>
+              <a:graphicFrameLocks xmlns:a="http://schemas.openxmlformats.org/drawingml/2006/main" noChangeAspect="1"/>
+            </wp:cNvGraphicFramePr>
+            <a:graphic xmlns:a="http://schemas.openxmlformats.org/drawingml/2006/main">
+              <a:graphicData uri="http://schemas.openxmlformats.org/drawingml/2006/picture">
+                <pic:pic xmlns:pic="http://schemas.openxmlformats.org/drawingml/2006/picture">
+                  <pic:nvPicPr>
+                    <pic:cNvPr id="1763045905" name=""/>
+                    <pic:cNvPicPr/>
+                  </pic:nvPicPr>
+                  <pic:blipFill>
+                    <a:blip r:embed="rId13"/>
+                    <a:stretch>
+                      <a:fillRect/>
+                    </a:stretch>
+                  </pic:blipFill>
+                  <pic:spPr>
+                    <a:xfrm>
+                      <a:off x="0" y="0"/>
+                      <a:ext cx="5943600" cy="285115"/>
+                    </a:xfrm>
+                    <a:prstGeom prst="rect">
+                      <a:avLst/>
+                    </a:prstGeom>
+                  </pic:spPr>
+                </pic:pic>
+              </a:graphicData>
+            </a:graphic>
+          </wp:inline>
+        </w:drawing>
+      </w:r>
+    </w:p>
+    <w:p>
+      <w:pPr>
+        <w:rPr>
+          <w:b/>
+          <w:bCs/>
+        </w:rPr>
+      </w:pPr>
+      <w:r>
+        <w:rPr>
+          <w:b/>
+          <w:bCs/>
+        </w:rPr>
+        <w:lastRenderedPageBreak/>
+        <w:tab/>
+        <w:t>11</w:t>
+      </w:r>
+      <w:r>
+        <w:rPr>
+          <w:b/>
+          <w:bCs/>
+        </w:rPr>
+        <w:tab/>
+        <w:t>docker restart &lt;container_id&gt;</w:t>
+      </w:r>
+      <w:r>
+        <w:rPr>
+          <w:b/>
+          <w:bCs/>
+        </w:rPr>
+        <w:tab/>
+      </w:r>
+    </w:p>
+    <w:p>
+      <w:pPr>
+        <w:ind w:left="720"/>
+        <w:rPr>
+          <w:b/>
+          <w:bCs/>
+        </w:rPr>
+      </w:pPr>
+      <w:r>
+        <w:rPr>
+          <w:b/>
+          <w:bCs/>
+        </w:rPr>
+        <w:drawing>
+          <wp:inline distT="0" distB="0" distL="0" distR="0" wp14:anchorId="369472C7" wp14:editId="71465765">
+            <wp:extent cx="5943600" cy="248920"/>
+            <wp:effectExtent l="0" t="0" r="0" b="0"/>
+            <wp:docPr id="1532680513" name="Picture 1"/>
+            <wp:cNvGraphicFramePr>
+              <a:graphicFrameLocks xmlns:a="http://schemas.openxmlformats.org/drawingml/2006/main" noChangeAspect="1"/>
+            </wp:cNvGraphicFramePr>
+            <a:graphic xmlns:a="http://schemas.openxmlformats.org/drawingml/2006/main">
+              <a:graphicData uri="http://schemas.openxmlformats.org/drawingml/2006/picture">
+                <pic:pic xmlns:pic="http://schemas.openxmlformats.org/drawingml/2006/picture">
+                  <pic:nvPicPr>
+                    <pic:cNvPr id="1532680513" name=""/>
+                    <pic:cNvPicPr/>
+                  </pic:nvPicPr>
+                  <pic:blipFill>
+                    <a:blip r:embed="rId14"/>
+                    <a:stretch>
+                      <a:fillRect/>
+                    </a:stretch>
+                  </pic:blipFill>
+                  <pic:spPr>
+                    <a:xfrm>
+                      <a:off x="0" y="0"/>
+                      <a:ext cx="5943600" cy="248920"/>
+                    </a:xfrm>
+                    <a:prstGeom prst="rect">
+                      <a:avLst/>
+                    </a:prstGeom>
+                  </pic:spPr>
+                </pic:pic>
+              </a:graphicData>
+            </a:graphic>
+          </wp:inline>
+        </w:drawing>
+      </w:r>
+    </w:p>
+    <w:p>
+      <w:pPr>
+        <w:rPr>
+          <w:b/>
+          <w:bCs/>
+        </w:rPr>
+      </w:pPr>
+      <w:r>
+        <w:rPr>
+          <w:b/>
+          <w:bCs/>
+        </w:rPr>
+        <w:tab/>
+        <w:t>12</w:t>
+      </w:r>
+      <w:r>
+        <w:rPr>
+          <w:b/>
+          <w:bCs/>
+        </w:rPr>
+        <w:tab/>
+        <w:t>docker rm &lt;container_id&gt;</w:t>
+      </w:r>
+      <w:r>
+        <w:rPr>
+          <w:b/>
+          <w:bCs/>
+        </w:rPr>
+        <w:tab/>
+      </w:r>
+    </w:p>
+    <w:p>
+      <w:pPr>
+        <w:ind w:left="720"/>
+        <w:rPr>
+          <w:b/>
+          <w:bCs/>
+        </w:rPr>
+      </w:pPr>
+      <w:r>
+        <w:rPr>
+          <w:b/>
+          <w:bCs/>
+        </w:rPr>
+        <w:drawing>
+          <wp:inline distT="0" distB="0" distL="0" distR="0" wp14:anchorId="48AA7268" wp14:editId="07FF84E8">
+            <wp:extent cx="5943600" cy="974725"/>
+            <wp:effectExtent l="0" t="0" r="0" b="0"/>
+            <wp:docPr id="1186967840" name="Picture 1"/>
+            <wp:cNvGraphicFramePr>
+              <a:graphicFrameLocks xmlns:a="http://schemas.openxmlformats.org/drawingml/2006/main" noChangeAspect="1"/>
+            </wp:cNvGraphicFramePr>
+            <a:graphic xmlns:a="http://schemas.openxmlformats.org/drawingml/2006/main">
+              <a:graphicData uri="http://schemas.openxmlformats.org/drawingml/2006/picture">
+                <pic:pic xmlns:pic="http://schemas.openxmlformats.org/drawingml/2006/picture">
+                  <pic:nvPicPr>
+                    <pic:cNvPr id="1186967840" name=""/>
+                    <pic:cNvPicPr/>
+                  </pic:nvPicPr>
+                  <pic:blipFill>
+                    <a:blip r:embed="rId15"/>
+                    <a:stretch>
+                      <a:fillRect/>
+                    </a:stretch>
+                  </pic:blipFill>
+                  <pic:spPr>
+                    <a:xfrm>
+                      <a:off x="0" y="0"/>
+                      <a:ext cx="5943600" cy="974725"/>
+                    </a:xfrm>
+                    <a:prstGeom prst="rect">
+                      <a:avLst/>
+                    </a:prstGeom>
+                  </pic:spPr>
+                </pic:pic>
+              </a:graphicData>
+            </a:graphic>
+          </wp:inline>
+        </w:drawing>
+      </w:r>
+    </w:p>
+    <w:p>
+      <w:pPr>
+        <w:rPr>
+          <w:b/>
+          <w:bCs/>
+        </w:rPr>
+      </w:pPr>
+      <w:r>
+        <w:rPr>
+          <w:b/>
+          <w:bCs/>
+        </w:rPr>
+        <w:tab/>
+        <w:t>13</w:t>
+      </w:r>
+      <w:r>
+        <w:rPr>
+          <w:b/>
+          <w:bCs/>
+        </w:rPr>
+        <w:tab/>
+        <w:t>docker container prune</w:t>
+      </w:r>
+      <w:r>
+        <w:rPr>
+          <w:b/>
+          <w:bCs/>
+        </w:rPr>
+        <w:tab/>
+      </w:r>
+    </w:p>
+    <w:p>
+      <w:pPr>
+        <w:ind w:left="720"/>
+        <w:rPr>
+          <w:b/>
+          <w:bCs/>
+        </w:rPr>
+      </w:pPr>
+      <w:r>
+        <w:rPr>
+          <w:b/>
+          <w:bCs/>
+        </w:rPr>
+        <w:tab/>
+      </w:r>
+      <w:r>
+        <w:rPr>
+          <w:b/>
+          <w:bCs/>
+        </w:rPr>
+        <w:drawing>
+          <wp:inline distT="0" distB="0" distL="0" distR="0" wp14:anchorId="5EACDC1A" wp14:editId="4417C55B">
+            <wp:extent cx="5943600" cy="1200150"/>
+            <wp:effectExtent l="0" t="0" r="0" b="0"/>
+            <wp:docPr id="2115122954" name="Picture 1"/>
+            <wp:cNvGraphicFramePr>
+              <a:graphicFrameLocks xmlns:a="http://schemas.openxmlformats.org/drawingml/2006/main" noChangeAspect="1"/>
+            </wp:cNvGraphicFramePr>
+            <a:graphic xmlns:a="http://schemas.openxmlformats.org/drawingml/2006/main">
+              <a:graphicData uri="http://schemas.openxmlformats.org/drawingml/2006/picture">
+                <pic:pic xmlns:pic="http://schemas.openxmlformats.org/drawingml/2006/picture">
+                  <pic:nvPicPr>
+                    <pic:cNvPr id="2115122954" name=""/>
+                    <pic:cNvPicPr/>
+                  </pic:nvPicPr>
+                  <pic:blipFill>
+                    <a:blip r:embed="rId16"/>
+                    <a:stretch>
+                      <a:fillRect/>
+                    </a:stretch>
+                  </pic:blipFill>
+                  <pic:spPr>
+                    <a:xfrm>
+                      <a:off x="0" y="0"/>
+                      <a:ext cx="5943600" cy="1200150"/>
+                    </a:xfrm>
+                    <a:prstGeom prst="rect">
+                      <a:avLst/>
+                    </a:prstGeom>
+                  </pic:spPr>
+                </pic:pic>
+              </a:graphicData>
+            </a:graphic>
+          </wp:inline>
+        </w:drawing>
+      </w:r>
+    </w:p>
+    <w:p>
+      <w:pPr>
+        <w:rPr>
+          <w:b/>
+          <w:bCs/>
+        </w:rPr>
+      </w:pPr>
+      <w:r>
+        <w:rPr>
+          <w:b/>
+          <w:bCs/>
+        </w:rPr>
+        <w:tab/>
+        <w:t>14</w:t>
+      </w:r>
+      <w:r>
+        <w:rPr>
+          <w:b/>
+          <w:bCs/>
+        </w:rPr>
+        <w:tab/>
+        <w:t>docker rmi &lt;image_id&gt;</w:t>
+      </w:r>
+      <w:r>
+        <w:rPr>
+          <w:b/>
+          <w:bCs/>
+        </w:rPr>
+        <w:tab/>
+      </w:r>
+    </w:p>
+    <w:p>
+      <w:pPr>
+        <w:ind w:left="720"/>
+        <w:rPr>
+          <w:b/>
+          <w:bCs/>
+        </w:rPr>
+      </w:pPr>
+      <w:r>
+        <w:rPr>
+          <w:b/>
+          <w:bCs/>
+        </w:rPr>
+        <w:tab/>
+      </w:r>
+      <w:r>
+        <w:rPr>
+          <w:b/>
+          <w:bCs/>
+        </w:rPr>
+        <w:drawing>
+          <wp:inline distT="0" distB="0" distL="0" distR="0" wp14:anchorId="06C10020" wp14:editId="0ABAFED5">
+            <wp:extent cx="5943600" cy="2175510"/>
+            <wp:effectExtent l="0" t="0" r="0" b="0"/>
+            <wp:docPr id="1796494282" name="Picture 1"/>
+            <wp:cNvGraphicFramePr>
+              <a:graphicFrameLocks xmlns:a="http://schemas.openxmlformats.org/drawingml/2006/main" noChangeAspect="1"/>
+            </wp:cNvGraphicFramePr>
+            <a:graphic xmlns:a="http://schemas.openxmlformats.org/drawingml/2006/main">
+              <a:graphicData uri="http://schemas.openxmlformats.org/drawingml/2006/picture">
+                <pic:pic xmlns:pic="http://schemas.openxmlformats.org/drawingml/2006/picture">
+                  <pic:nvPicPr>
+                    <pic:cNvPr id="1796494282" name=""/>
+                    <pic:cNvPicPr/>
+                  </pic:nvPicPr>
+                  <pic:blipFill>
+                    <a:blip r:embed="rId17"/>
+                    <a:stretch>
+                      <a:fillRect/>
+                    </a:stretch>
+                  </pic:blipFill>
+                  <pic:spPr>
+                    <a:xfrm>
+                      <a:off x="0" y="0"/>
+                      <a:ext cx="5943600" cy="2175510"/>
+                    </a:xfrm>
+                    <a:prstGeom prst="rect">
+                      <a:avLst/>
+                    </a:prstGeom>
+                  </pic:spPr>
+                </pic:pic>
+              </a:graphicData>
+            </a:graphic>
+          </wp:inline>
+        </w:drawing>
+      </w:r>
+    </w:p>
+    <w:p>
+      <w:pPr>
+        <w:ind w:left="720"/>
+        <w:rPr>
+          <w:b/>
+          <w:bCs/>
+        </w:rPr>
+      </w:pPr>
+    </w:p>
+    <w:p>
+      <w:pPr>
+        <w:ind w:left="720"/>
+        <w:rPr>
+          <w:b/>
+          <w:bCs/>
+        </w:rPr>
+      </w:pPr>
+    </w:p>
+    <w:p>
+      <w:pPr>
+        <w:ind w:left="720"/>
+        <w:rPr>
+          <w:b/>
+          <w:bCs/>
+        </w:rPr>
+      </w:pPr>
+    </w:p>
+    <w:p>
+      <w:pPr>
+        <w:ind w:left="720"/>
+        <w:rPr>
+          <w:b/>
+          <w:bCs/>
+        </w:rPr>
+      </w:pPr>
+    </w:p>
+    <w:p>
+      <w:pPr>
+        <w:ind w:left="720"/>
+        <w:rPr>
+          <w:b/>
+          <w:bCs/>
+        </w:rPr>
+      </w:pPr>
+    </w:p>
+    <w:p>
+      <w:pPr>
+        <w:ind w:left="720"/>
+        <w:rPr>
+          <w:b/>
+          <w:bCs/>
+        </w:rPr>
+      </w:pPr>
+    </w:p>
+    <w:p>
+      <w:pPr>
+        <w:rPr>
+          <w:b/>
+          <w:bCs/>
+        </w:rPr>
+      </w:pPr>
+      <w:r>
+        <w:rPr>
+          <w:b/>
+          <w:bCs/>
+        </w:rPr>
+        <w:lastRenderedPageBreak/>
+        <w:tab/>
+        <w:t>15</w:t>
+      </w:r>
+      <w:r>
+        <w:rPr>
+          <w:b/>
+          <w:bCs/>
+        </w:rPr>
+        <w:tab/>
+        <w:t>docker image prune -a</w:t>
+      </w:r>
+      <w:r>
+        <w:rPr>
+          <w:b/>
+          <w:bCs/>
+        </w:rPr>
+        <w:tab/>
+      </w:r>
+    </w:p>
+    <w:p>
+      <w:pPr>
+        <w:ind w:left="720"/>
+        <w:rPr>
+          <w:b/>
+          <w:bCs/>
+        </w:rPr>
+      </w:pPr>
+      <w:r>
+        <w:rPr>
+          <w:b/>
+          <w:bCs/>
+        </w:rPr>
+        <w:tab/>
+      </w:r>
+      <w:r>
+        <w:rPr>
+          <w:b/>
+          <w:bCs/>
+        </w:rPr>
+        <w:drawing>
+          <wp:inline distT="0" distB="0" distL="0" distR="0" wp14:anchorId="2B05301C" wp14:editId="1DD658C7">
+            <wp:extent cx="5943600" cy="1737360"/>
+            <wp:effectExtent l="0" t="0" r="0" b="0"/>
+            <wp:docPr id="217084179" name="Picture 1"/>
+            <wp:cNvGraphicFramePr>
+              <a:graphicFrameLocks xmlns:a="http://schemas.openxmlformats.org/drawingml/2006/main" noChangeAspect="1"/>
+            </wp:cNvGraphicFramePr>
+            <a:graphic xmlns:a="http://schemas.openxmlformats.org/drawingml/2006/main">
+              <a:graphicData uri="http://schemas.openxmlformats.org/drawingml/2006/picture">
+                <pic:pic xmlns:pic="http://schemas.openxmlformats.org/drawingml/2006/picture">
+                  <pic:nvPicPr>
+                    <pic:cNvPr id="217084179" name=""/>
+                    <pic:cNvPicPr/>
+                  </pic:nvPicPr>
+                  <pic:blipFill>
+                    <a:blip r:embed="rId18"/>
+                    <a:stretch>
+                      <a:fillRect/>
+                    </a:stretch>
+                  </pic:blipFill>
+                  <pic:spPr>
+                    <a:xfrm>
+                      <a:off x="0" y="0"/>
+                      <a:ext cx="5943600" cy="1737360"/>
+                    </a:xfrm>
+                    <a:prstGeom prst="rect">
+                      <a:avLst/>
+                    </a:prstGeom>
+                  </pic:spPr>
+                </pic:pic>
+              </a:graphicData>
+            </a:graphic>
+          </wp:inline>
+        </w:drawing>
+      </w:r>
+    </w:p>
+    <w:p>
+      <w:pPr>
+        <w:ind w:left="720"/>
+        <w:rPr>
+          <w:b/>
+          <w:bCs/>
+        </w:rPr>
+      </w:pPr>
+      <w:r>
+        <w:rPr>
+          <w:b/>
+          <w:bCs/>
+        </w:rPr>
+        <w:drawing>
+          <wp:inline distT="0" distB="0" distL="0" distR="0" wp14:anchorId="155CED4E" wp14:editId="46F309A5">
+            <wp:extent cx="5943600" cy="2738120"/>
+            <wp:effectExtent l="0" t="0" r="0" b="5080"/>
+            <wp:docPr id="917660350" name="Picture 1"/>
+            <wp:cNvGraphicFramePr>
+              <a:graphicFrameLocks xmlns:a="http://schemas.openxmlformats.org/drawingml/2006/main" noChangeAspect="1"/>
+            </wp:cNvGraphicFramePr>
+            <a:graphic xmlns:a="http://schemas.openxmlformats.org/drawingml/2006/main">
+              <a:graphicData uri="http://schemas.openxmlformats.org/drawingml/2006/picture">
+                <pic:pic xmlns:pic="http://schemas.openxmlformats.org/drawingml/2006/picture">
+                  <pic:nvPicPr>
+                    <pic:cNvPr id="917660350" name=""/>
+                    <pic:cNvPicPr/>
+                  </pic:nvPicPr>
+                  <pic:blipFill>
+                    <a:blip r:embed="rId19"/>
+                    <a:stretch>
+                      <a:fillRect/>
+                    </a:stretch>
+                  </pic:blipFill>
+                  <pic:spPr>
+                    <a:xfrm>
+                      <a:off x="0" y="0"/>
+                      <a:ext cx="5943600" cy="2738120"/>
+                    </a:xfrm>
+                    <a:prstGeom prst="rect">
+                      <a:avLst/>
+                    </a:prstGeom>
+                  </pic:spPr>
+                </pic:pic>
+              </a:graphicData>
+            </a:graphic>
+          </wp:inline>
+        </w:drawing>
+      </w:r>
+    </w:p>
+    <w:p>
+      <w:pPr>
+        <w:rPr>
+          <w:b/>
+          <w:bCs/>
+        </w:rPr>
+      </w:pPr>
+      <w:r>
+        <w:rPr>
+          <w:b/>
+          <w:bCs/>
+        </w:rPr>
+        <w:tab/>
+        <w:t>16</w:t>
+      </w:r>
+      <w:r>
+        <w:rPr>
+          <w:b/>
+          <w:bCs/>
+        </w:rPr>
+        <w:tab/>
+        <w:t>docker run -d -p 8080:80 nginx</w:t>
+      </w:r>
+      <w:r>
+        <w:rPr>
+          <w:b/>
+          <w:bCs/>
+        </w:rPr>
+        <w:tab/>
+      </w:r>
+    </w:p>
+    <w:p>
+      <w:pPr>
+        <w:ind w:left="720"/>
+        <w:rPr>
+          <w:b/>
+          <w:bCs/>
+        </w:rPr>
+      </w:pPr>
+      <w:r>
+        <w:rPr>
+          <w:b/>
+          <w:bCs/>
+        </w:rPr>
+        <w:tab/>
+      </w:r>
+      <w:r>
+        <w:rPr>
+          <w:b/>
+          <w:bCs/>
+        </w:rPr>
+        <w:drawing>
+          <wp:inline distT="0" distB="0" distL="0" distR="0" wp14:anchorId="5F578A08" wp14:editId="779F00A5">
+            <wp:extent cx="5943600" cy="1343660"/>
+            <wp:effectExtent l="0" t="0" r="0" b="8890"/>
+            <wp:docPr id="727134861" name="Picture 1"/>
+            <wp:cNvGraphicFramePr>
+              <a:graphicFrameLocks xmlns:a="http://schemas.openxmlformats.org/drawingml/2006/main" noChangeAspect="1"/>
+            </wp:cNvGraphicFramePr>
+            <a:graphic xmlns:a="http://schemas.openxmlformats.org/drawingml/2006/main">
+              <a:graphicData uri="http://schemas.openxmlformats.org/drawingml/2006/picture">
+                <pic:pic xmlns:pic="http://schemas.openxmlformats.org/drawingml/2006/picture">
+                  <pic:nvPicPr>
+                    <pic:cNvPr id="727134861" name=""/>
+                    <pic:cNvPicPr/>
+                  </pic:nvPicPr>
+                  <pic:blipFill>
+                    <a:blip r:embed="rId20"/>
+                    <a:stretch>
+                      <a:fillRect/>
+                    </a:stretch>
+                  </pic:blipFill>
+                  <pic:spPr>
+                    <a:xfrm>
+                      <a:off x="0" y="0"/>
+                      <a:ext cx="5943600" cy="1343660"/>
+                    </a:xfrm>
+                    <a:prstGeom prst="rect">
+                      <a:avLst/>
+                    </a:prstGeom>
+                  </pic:spPr>
+                </pic:pic>
+              </a:graphicData>
+            </a:graphic>
+          </wp:inline>
+        </w:drawing>
+      </w:r>
+    </w:p>
+    <w:p>
+      <w:pPr>
+        <w:ind w:left="720"/>
+        <w:rPr>
+          <w:b/>
+          <w:bCs/>
+        </w:rPr>
+      </w:pPr>
+    </w:p>
+    <w:p>
+      <w:pPr>
+        <w:ind w:left="720"/>
+        <w:rPr>
+          <w:b/>
+          <w:bCs/>
+        </w:rPr>
+      </w:pPr>
+    </w:p>
+    <w:p>
+      <w:pPr>
+        <w:ind w:left="720"/>
+        <w:rPr>
+          <w:b/>
+          <w:bCs/>
+        </w:rPr>
+      </w:pPr>
+    </w:p>
+    <w:p>
+      <w:pPr>
+        <w:ind w:left="720"/>
+        <w:rPr>
+          <w:b/>
+          <w:bCs/>
+        </w:rPr>
+      </w:pPr>
+    </w:p>
+    <w:p>
+      <w:pPr>
+        <w:rPr>
+          <w:b/>
+          <w:bCs/>
+        </w:rPr>
+      </w:pPr>
+      <w:r>
+        <w:rPr>
+          <w:b/>
+          <w:bCs/>
+        </w:rPr>
+        <w:lastRenderedPageBreak/>
+        <w:tab/>
+        <w:t>17</w:t>
+      </w:r>
+      <w:r>
+        <w:rPr>
+          <w:b/>
+          <w:bCs/>
+        </w:rPr>
+        <w:tab/>
+        <w:t>docker inspect &lt;container_id&gt;</w:t>
+      </w:r>
+      <w:r>
+        <w:rPr>
+          <w:b/>
+          <w:bCs/>
+        </w:rPr>
+        <w:tab/>
+      </w:r>
+    </w:p>
+    <w:p>
+      <w:pPr>
+        <w:ind w:left="720"/>
+        <w:rPr>
+          <w:b/>
+          <w:bCs/>
+        </w:rPr>
+      </w:pPr>
+      <w:r>
+        <w:rPr>
+          <w:b/>
+          <w:bCs/>
+        </w:rPr>
+        <w:tab/>
+      </w:r>
+      <w:r>
+        <w:rPr>
+          <w:b/>
+          <w:bCs/>
+        </w:rPr>
+        <w:drawing>
+          <wp:inline distT="0" distB="0" distL="0" distR="0" wp14:anchorId="60196F5D" wp14:editId="1203367B">
+            <wp:extent cx="5943600" cy="2458085"/>
+            <wp:effectExtent l="0" t="0" r="0" b="0"/>
+            <wp:docPr id="1991009167" name="Picture 1"/>
+            <wp:cNvGraphicFramePr>
+              <a:graphicFrameLocks xmlns:a="http://schemas.openxmlformats.org/drawingml/2006/main" noChangeAspect="1"/>
+            </wp:cNvGraphicFramePr>
+            <a:graphic xmlns:a="http://schemas.openxmlformats.org/drawingml/2006/main">
+              <a:graphicData uri="http://schemas.openxmlformats.org/drawingml/2006/picture">
+                <pic:pic xmlns:pic="http://schemas.openxmlformats.org/drawingml/2006/picture">
+                  <pic:nvPicPr>
+                    <pic:cNvPr id="1991009167" name=""/>
+                    <pic:cNvPicPr/>
+                  </pic:nvPicPr>
+                  <pic:blipFill>
+                    <a:blip r:embed="rId21"/>
+                    <a:stretch>
+                      <a:fillRect/>
+                    </a:stretch>
+                  </pic:blipFill>
+                  <pic:spPr>
+                    <a:xfrm>
+                      <a:off x="0" y="0"/>
+                      <a:ext cx="5943600" cy="2458085"/>
+                    </a:xfrm>
+                    <a:prstGeom prst="rect">
+                      <a:avLst/>
+                    </a:prstGeom>
+                  </pic:spPr>
+                </pic:pic>
+              </a:graphicData>
+            </a:graphic>
+          </wp:inline>
+        </w:drawing>
+      </w:r>
+    </w:p>
+    <w:p>
+      <w:pPr>
+        <w:rPr>
+          <w:b/>
+          <w:bCs/>
+        </w:rPr>
+      </w:pPr>
+      <w:r>
+        <w:rPr>
+          <w:b/>
+          <w:bCs/>
+        </w:rPr>
+        <w:tab/>
+        <w:t>18</w:t>
+      </w:r>
+      <w:r>
+        <w:rPr>
+          <w:b/>
+          <w:bCs/>
+        </w:rPr>
+        <w:tab/>
+        <w:t>docker run -d -v mydata:/data nginx</w:t>
+      </w:r>
+      <w:r>
+        <w:rPr>
+          <w:b/>
+          <w:bCs/>
+        </w:rPr>
+        <w:tab/>
+      </w:r>
+    </w:p>
+    <w:p>
+      <w:pPr>
+        <w:ind w:left="720"/>
+        <w:rPr>
+          <w:b/>
+          <w:bCs/>
+        </w:rPr>
+      </w:pPr>
+      <w:r>
+        <w:rPr>
+          <w:b/>
+          <w:bCs/>
+        </w:rPr>
+        <w:drawing>
+          <wp:inline distT="0" distB="0" distL="0" distR="0" wp14:anchorId="333A8C69" wp14:editId="38A6C969">
+            <wp:extent cx="5943600" cy="334010"/>
+            <wp:effectExtent l="0" t="0" r="0" b="8890"/>
+            <wp:docPr id="795058738" name="Picture 1"/>
+            <wp:cNvGraphicFramePr>
+              <a:graphicFrameLocks xmlns:a="http://schemas.openxmlformats.org/drawingml/2006/main" noChangeAspect="1"/>
+            </wp:cNvGraphicFramePr>
+            <a:graphic xmlns:a="http://schemas.openxmlformats.org/drawingml/2006/main">
+              <a:graphicData uri="http://schemas.openxmlformats.org/drawingml/2006/picture">
+                <pic:pic xmlns:pic="http://schemas.openxmlformats.org/drawingml/2006/picture">
+                  <pic:nvPicPr>
+                    <pic:cNvPr id="795058738" name=""/>
+                    <pic:cNvPicPr/>
+                  </pic:nvPicPr>
+                  <pic:blipFill>
+                    <a:blip r:embed="rId22"/>
+                    <a:stretch>
+                      <a:fillRect/>
+                    </a:stretch>
+                  </pic:blipFill>
+                  <pic:spPr>
+                    <a:xfrm>
+                      <a:off x="0" y="0"/>
+                      <a:ext cx="5943600" cy="334010"/>
+                    </a:xfrm>
+                    <a:prstGeom prst="rect">
+                      <a:avLst/>
+                    </a:prstGeom>
+                  </pic:spPr>
+                </pic:pic>
+              </a:graphicData>
+            </a:graphic>
+          </wp:inline>
+        </w:drawing>
+      </w:r>
+    </w:p>
+    <w:p>
+      <w:pPr>
+        <w:rPr>
+          <w:b/>
+          <w:bCs/>
+        </w:rPr>
+      </w:pPr>
+      <w:r>
+        <w:rPr>
+          <w:b/>
+          <w:bCs/>
+        </w:rPr>
+        <w:tab/>
+        <w:t>19</w:t>
+      </w:r>
+      <w:r>
+        <w:rPr>
+          <w:b/>
+          <w:bCs/>
+        </w:rPr>
+        <w:tab/>
+        <w:t>docker volume ls</w:t>
+      </w:r>
+      <w:r>
+        <w:rPr>
+          <w:b/>
+          <w:bCs/>
+        </w:rPr>
+        <w:tab/>
+      </w:r>
+    </w:p>
+    <w:p>
+      <w:pPr>
+        <w:ind w:left="720"/>
+        <w:rPr>
+          <w:b/>
+          <w:bCs/>
+        </w:rPr>
+      </w:pPr>
+      <w:r>
+        <w:rPr>
+          <w:b/>
+          <w:bCs/>
+        </w:rPr>
+        <w:tab/>
+      </w:r>
+      <w:r>
+        <w:rPr>
+          <w:b/>
+          <w:bCs/>
+        </w:rPr>
+        <w:drawing>
+          <wp:inline distT="0" distB="0" distL="0" distR="0" wp14:anchorId="295C2CA5" wp14:editId="6DDB698B">
+            <wp:extent cx="5943600" cy="2042795"/>
+            <wp:effectExtent l="0" t="0" r="0" b="0"/>
+            <wp:docPr id="1939355166" name="Picture 1"/>
+            <wp:cNvGraphicFramePr>
+              <a:graphicFrameLocks xmlns:a="http://schemas.openxmlformats.org/drawingml/2006/main" noChangeAspect="1"/>
+            </wp:cNvGraphicFramePr>
+            <a:graphic xmlns:a="http://schemas.openxmlformats.org/drawingml/2006/main">
+              <a:graphicData uri="http://schemas.openxmlformats.org/drawingml/2006/picture">
+                <pic:pic xmlns:pic="http://schemas.openxmlformats.org/drawingml/2006/picture">
+                  <pic:nvPicPr>
+                    <pic:cNvPr id="1939355166" name=""/>
+                    <pic:cNvPicPr/>
+                  </pic:nvPicPr>
+                  <pic:blipFill>
+                    <a:blip r:embed="rId23"/>
+                    <a:stretch>
+                      <a:fillRect/>
+                    </a:stretch>
+                  </pic:blipFill>
+                  <pic:spPr>
+                    <a:xfrm>
+                      <a:off x="0" y="0"/>
+                      <a:ext cx="5943600" cy="2042795"/>
+                    </a:xfrm>
+                    <a:prstGeom prst="rect">
+                      <a:avLst/>
+                    </a:prstGeom>
+                  </pic:spPr>
+                </pic:pic>
+              </a:graphicData>
+            </a:graphic>
+          </wp:inline>
+        </w:drawing>
+      </w:r>
+    </w:p>
+    <w:p>
+      <w:pPr>
+        <w:rPr>
+          <w:b/>
+          <w:bCs/>
+        </w:rPr>
+      </w:pPr>
+      <w:r>
+        <w:rPr>
+          <w:b/>
+          <w:bCs/>
+        </w:rPr>
+        <w:tab/>
+        <w:t>20</w:t>
+      </w:r>
+      <w:r>
+        <w:rPr>
+          <w:b/>
+          <w:bCs/>
+        </w:rPr>
+        <w:tab/>
+        <w:t>docker volume prune</w:t>
+      </w:r>
+      <w:r>
+        <w:rPr>
+          <w:b/>
+          <w:bCs/>
+        </w:rPr>
+        <w:tab/>
+      </w:r>
+    </w:p>
+    <w:p>
+      <w:pPr>
+        <w:ind w:left="720"/>
+        <w:rPr>
+          <w:b/>
+          <w:bCs/>
+        </w:rPr>
+      </w:pPr>
+      <w:r>
+        <w:rPr>
+          <w:b/>
+          <w:bCs/>
+        </w:rPr>
+        <w:tab/>
+      </w:r>
+      <w:r>
+        <w:rPr>
+          <w:b/>
+          <w:bCs/>
+        </w:rPr>
+        <w:drawing>
+          <wp:inline distT="0" distB="0" distL="0" distR="0" wp14:anchorId="4AFDC8FF" wp14:editId="7EDDD3EC">
+            <wp:extent cx="5943600" cy="1308100"/>
+            <wp:effectExtent l="0" t="0" r="0" b="6350"/>
+            <wp:docPr id="13844729" name="Picture 1"/>
+            <wp:cNvGraphicFramePr>
+              <a:graphicFrameLocks xmlns:a="http://schemas.openxmlformats.org/drawingml/2006/main" noChangeAspect="1"/>
+            </wp:cNvGraphicFramePr>
+            <a:graphic xmlns:a="http://schemas.openxmlformats.org/drawingml/2006/main">
+              <a:graphicData uri="http://schemas.openxmlformats.org/drawingml/2006/picture">
+                <pic:pic xmlns:pic="http://schemas.openxmlformats.org/drawingml/2006/picture">
+                  <pic:nvPicPr>
+                    <pic:cNvPr id="13844729" name=""/>
+                    <pic:cNvPicPr/>
+                  </pic:nvPicPr>
+                  <pic:blipFill>
+                    <a:blip r:embed="rId24"/>
+                    <a:stretch>
+                      <a:fillRect/>
+                    </a:stretch>
+                  </pic:blipFill>
+                  <pic:spPr>
+                    <a:xfrm>
+                      <a:off x="0" y="0"/>
+                      <a:ext cx="5943600" cy="1308100"/>
+                    </a:xfrm>
+                    <a:prstGeom prst="rect">
+                      <a:avLst/>
+                    </a:prstGeom>
+                  </pic:spPr>
+                </pic:pic>
+              </a:graphicData>
+            </a:graphic>
+          </wp:inline>
+        </w:drawing>
+      </w:r>
+    </w:p>
+    <w:p>
+      <w:pPr>
+        <w:rPr>
+          <w:b/>
+          <w:bCs/>
+        </w:rPr>
+      </w:pPr>
+      <w:r>
+        <w:rPr>
+          <w:b/>
+          <w:bCs/>
+        </w:rPr>
+        <w:lastRenderedPageBreak/>
+        <w:tab/>
+        <w:t>21</w:t>
+      </w:r>
+      <w:r>
+        <w:rPr>
+          <w:b/>
+          <w:bCs/>
+        </w:rPr>
+        <w:tab/>
+        <w:t>docker run -d --name my_nginx nginx</w:t>
+      </w:r>
+      <w:r>
+        <w:rPr>
+          <w:b/>
+          <w:bCs/>
+        </w:rPr>
+        <w:tab/>
+      </w:r>
+    </w:p>
+    <w:p>
+      <w:pPr>
+        <w:ind w:left="720"/>
+        <w:rPr>
+          <w:b/>
+          <w:bCs/>
+        </w:rPr>
+      </w:pPr>
+      <w:r>
+        <w:rPr>
+          <w:b/>
+          <w:bCs/>
+        </w:rPr>
+        <w:drawing>
+          <wp:inline distT="0" distB="0" distL="0" distR="0" wp14:anchorId="7DDE70DA" wp14:editId="331B1364">
+            <wp:extent cx="5943600" cy="283210"/>
+            <wp:effectExtent l="0" t="0" r="0" b="2540"/>
+            <wp:docPr id="532887566" name="Picture 1"/>
+            <wp:cNvGraphicFramePr>
+              <a:graphicFrameLocks xmlns:a="http://schemas.openxmlformats.org/drawingml/2006/main" noChangeAspect="1"/>
+            </wp:cNvGraphicFramePr>
+            <a:graphic xmlns:a="http://schemas.openxmlformats.org/drawingml/2006/main">
+              <a:graphicData uri="http://schemas.openxmlformats.org/drawingml/2006/picture">
+                <pic:pic xmlns:pic="http://schemas.openxmlformats.org/drawingml/2006/picture">
+                  <pic:nvPicPr>
+                    <pic:cNvPr id="532887566" name=""/>
+                    <pic:cNvPicPr/>
+                  </pic:nvPicPr>
+                  <pic:blipFill>
+                    <a:blip r:embed="rId25"/>
+                    <a:stretch>
+                      <a:fillRect/>
+                    </a:stretch>
+                  </pic:blipFill>
+                  <pic:spPr>
+                    <a:xfrm>
+                      <a:off x="0" y="0"/>
+                      <a:ext cx="5943600" cy="283210"/>
+                    </a:xfrm>
+                    <a:prstGeom prst="rect">
+                      <a:avLst/>
+                    </a:prstGeom>
+                  </pic:spPr>
+                </pic:pic>
+              </a:graphicData>
+            </a:graphic>
+          </wp:inline>
+        </w:drawing>
+      </w:r>
+    </w:p>
+    <w:p>
+      <w:pPr>
+        <w:rPr>
+          <w:b/>
+          <w:bCs/>
+        </w:rPr>
+      </w:pPr>
+      <w:r>
+        <w:rPr>
+          <w:b/>
+          <w:bCs/>
+        </w:rPr>
+        <w:tab/>
+        <w:t>22</w:t>
+      </w:r>
+      <w:r>
+        <w:rPr>
+          <w:b/>
+          <w:bCs/>
+        </w:rPr>
+        <w:tab/>
+        <w:t>docker stats</w:t>
+      </w:r>
+      <w:r>
+        <w:rPr>
+          <w:b/>
+          <w:bCs/>
+        </w:rPr>
+        <w:tab/>
+      </w:r>
+    </w:p>
+    <w:p>
+      <w:pPr>
+        <w:ind w:firstLine="720"/>
+        <w:rPr>
+          <w:b/>
+          <w:bCs/>
+        </w:rPr>
+      </w:pPr>
+      <w:r>
+        <w:rPr>
+          <w:b/>
+          <w:bCs/>
+        </w:rPr>
+        <w:drawing>
+          <wp:inline distT="0" distB="0" distL="0" distR="0" wp14:anchorId="1F952409" wp14:editId="11433D1F">
+            <wp:extent cx="5943600" cy="2225040"/>
+            <wp:effectExtent l="0" t="0" r="0" b="3810"/>
+            <wp:docPr id="734990681" name="Picture 1"/>
+            <wp:cNvGraphicFramePr>
+              <a:graphicFrameLocks xmlns:a="http://schemas.openxmlformats.org/drawingml/2006/main" noChangeAspect="1"/>
+            </wp:cNvGraphicFramePr>
+            <a:graphic xmlns:a="http://schemas.openxmlformats.org/drawingml/2006/main">
+              <a:graphicData uri="http://schemas.openxmlformats.org/drawingml/2006/picture">
+                <pic:pic xmlns:pic="http://schemas.openxmlformats.org/drawingml/2006/picture">
+                  <pic:nvPicPr>
+                    <pic:cNvPr id="734990681" name=""/>
+                    <pic:cNvPicPr/>
+                  </pic:nvPicPr>
+                  <pic:blipFill>
+                    <a:blip r:embed="rId26"/>
+                    <a:stretch>
+                      <a:fillRect/>
+                    </a:stretch>
+                  </pic:blipFill>
+                  <pic:spPr>
+                    <a:xfrm>
+                      <a:off x="0" y="0"/>
+                      <a:ext cx="5943600" cy="2225040"/>
+                    </a:xfrm>
+                    <a:prstGeom prst="rect">
+                      <a:avLst/>
+                    </a:prstGeom>
+                  </pic:spPr>
+                </pic:pic>
+              </a:graphicData>
+            </a:graphic>
+          </wp:inline>
+        </w:drawing>
+      </w:r>
+    </w:p>
+    <w:p>
+      <w:pPr>
+        <w:rPr>
+          <w:b/>
+          <w:bCs/>
+        </w:rPr>
+      </w:pPr>
+      <w:r>
+        <w:rPr>
+          <w:b/>
+          <w:bCs/>
+        </w:rPr>
+        <w:tab/>
+        <w:t>23</w:t>
+      </w:r>
+      <w:r>
+        <w:rPr>
+          <w:b/>
+          <w:bCs/>
+        </w:rPr>
+        <w:tab/>
+        <w:t>docker network ls</w:t>
+      </w:r>
+      <w:r>
+        <w:rPr>
+          <w:b/>
+          <w:bCs/>
+        </w:rPr>
+        <w:tab/>
+      </w:r>
+    </w:p>
+    <w:p>
+      <w:pPr>
+        <w:ind w:left="720"/>
+        <w:rPr>
+          <w:b/>
+          <w:bCs/>
+        </w:rPr>
+      </w:pPr>
+      <w:r>
+        <w:rPr>
+          <w:b/>
+          <w:bCs/>
+        </w:rPr>
+        <w:drawing>
+          <wp:inline distT="0" distB="0" distL="0" distR="0" wp14:anchorId="4DBC299A" wp14:editId="51A83814">
+            <wp:extent cx="5943600" cy="596265"/>
+            <wp:effectExtent l="0" t="0" r="0" b="0"/>
+            <wp:docPr id="1670057586" name="Picture 1"/>
+            <wp:cNvGraphicFramePr>
+              <a:graphicFrameLocks xmlns:a="http://schemas.openxmlformats.org/drawingml/2006/main" noChangeAspect="1"/>
+            </wp:cNvGraphicFramePr>
+            <a:graphic xmlns:a="http://schemas.openxmlformats.org/drawingml/2006/main">
+              <a:graphicData uri="http://schemas.openxmlformats.org/drawingml/2006/picture">
+                <pic:pic xmlns:pic="http://schemas.openxmlformats.org/drawingml/2006/picture">
+                  <pic:nvPicPr>
+                    <pic:cNvPr id="1670057586" name=""/>
+                    <pic:cNvPicPr/>
+                  </pic:nvPicPr>
+                  <pic:blipFill>
+                    <a:blip r:embed="rId27"/>
+                    <a:stretch>
+                      <a:fillRect/>
+                    </a:stretch>
+                  </pic:blipFill>
+                  <pic:spPr>
+                    <a:xfrm>
+                      <a:off x="0" y="0"/>
+                      <a:ext cx="5943600" cy="596265"/>
+                    </a:xfrm>
+                    <a:prstGeom prst="rect">
+                      <a:avLst/>
+                    </a:prstGeom>
+                  </pic:spPr>
+                </pic:pic>
+              </a:graphicData>
+            </a:graphic>
+          </wp:inline>
+        </w:drawing>
+      </w:r>
+    </w:p>
+    <w:p>
+      <w:pPr>
+        <w:rPr>
+          <w:b/>
+          <w:bCs/>
+        </w:rPr>
+      </w:pPr>
+      <w:r>
+        <w:rPr>
+          <w:b/>
+          <w:bCs/>
+        </w:rPr>
+        <w:tab/>
+        <w:t>24</w:t>
+      </w:r>
+      <w:r>
+        <w:rPr>
+          <w:b/>
+          <w:bCs/>
+        </w:rPr>
+        <w:tab/>
+        <w:t>docker network create my_network</w:t>
+      </w:r>
+      <w:r>
+        <w:rPr>
+          <w:b/>
+          <w:bCs/>
+        </w:rPr>
+        <w:tab/>
+      </w:r>
+    </w:p>
+    <w:p>
+      <w:pPr>
+        <w:ind w:left="720"/>
+        <w:rPr>
+          <w:b/>
+          <w:bCs/>
+        </w:rPr>
+      </w:pPr>
+      <w:r>
+        <w:rPr>
+          <w:b/>
+          <w:bCs/>
+        </w:rPr>
+        <w:drawing>
+          <wp:inline distT="0" distB="0" distL="0" distR="0" wp14:anchorId="2F9A456B" wp14:editId="16D747BB">
+            <wp:extent cx="5943600" cy="276225"/>
+            <wp:effectExtent l="0" t="0" r="0" b="9525"/>
+            <wp:docPr id="1016119974" name="Picture 1"/>
+            <wp:cNvGraphicFramePr>
+              <a:graphicFrameLocks xmlns:a="http://schemas.openxmlformats.org/drawingml/2006/main" noChangeAspect="1"/>
+            </wp:cNvGraphicFramePr>
+            <a:graphic xmlns:a="http://schemas.openxmlformats.org/drawingml/2006/main">
+              <a:graphicData uri="http://schemas.openxmlformats.org/drawingml/2006/picture">
+                <pic:pic xmlns:pic="http://schemas.openxmlformats.org/drawingml/2006/picture">
+                  <pic:nvPicPr>
+                    <pic:cNvPr id="1016119974" name=""/>
+                    <pic:cNvPicPr/>
+                  </pic:nvPicPr>
+                  <pic:blipFill>
+                    <a:blip r:embed="rId28"/>
+                    <a:stretch>
+                      <a:fillRect/>
+                    </a:stretch>
+                  </pic:blipFill>
+                  <pic:spPr>
+                    <a:xfrm>
+                      <a:off x="0" y="0"/>
+                      <a:ext cx="5943600" cy="276225"/>
+                    </a:xfrm>
+                    <a:prstGeom prst="rect">
+                      <a:avLst/>
+                    </a:prstGeom>
+                  </pic:spPr>
+                </pic:pic>
+              </a:graphicData>
+            </a:graphic>
+          </wp:inline>
+        </w:drawing>
+      </w:r>
+    </w:p>
+    <w:p>
+      <w:pPr>
+        <w:rPr>
+          <w:b/>
+          <w:bCs/>
+        </w:rPr>
+      </w:pPr>
+      <w:r>
+        <w:rPr>
+          <w:b/>
+          <w:bCs/>
+        </w:rPr>
+        <w:tab/>
+        <w:t>25</w:t>
+      </w:r>
+      <w:r>
+        <w:rPr>
+          <w:b/>
+          <w:bCs/>
+        </w:rPr>
+        <w:tab/>
+        <w:t>docker run -d --network my_network --name my_container nginx</w:t>
+      </w:r>
+      <w:r>
+        <w:rPr>
+          <w:b/>
+          <w:bCs/>
+        </w:rPr>
+        <w:tab/>
+      </w:r>
+    </w:p>
+    <w:p>
+      <w:pPr>
+        <w:ind w:left="720"/>
+        <w:rPr>
+          <w:b/>
+          <w:bCs/>
+        </w:rPr>
+      </w:pPr>
+      <w:r>
+        <w:rPr>
+          <w:b/>
+          <w:bCs/>
+        </w:rPr>
+        <w:drawing>
+          <wp:inline distT="0" distB="0" distL="0" distR="0" wp14:anchorId="16CCF675" wp14:editId="258B2AFD">
+            <wp:extent cx="5943600" cy="406400"/>
+            <wp:effectExtent l="0" t="0" r="0" b="0"/>
+            <wp:docPr id="352878959" name="Picture 1"/>
+            <wp:cNvGraphicFramePr>
+              <a:graphicFrameLocks xmlns:a="http://schemas.openxmlformats.org/drawingml/2006/main" noChangeAspect="1"/>
+            </wp:cNvGraphicFramePr>
+            <a:graphic xmlns:a="http://schemas.openxmlformats.org/drawingml/2006/main">
+              <a:graphicData uri="http://schemas.openxmlformats.org/drawingml/2006/picture">
+                <pic:pic xmlns:pic="http://schemas.openxmlformats.org/drawingml/2006/picture">
+                  <pic:nvPicPr>
+                    <pic:cNvPr id="352878959" name=""/>
+                    <pic:cNvPicPr/>
+                  </pic:nvPicPr>
+                  <pic:blipFill>
+                    <a:blip r:embed="rId29"/>
+                    <a:stretch>
+                      <a:fillRect/>
+                    </a:stretch>
+                  </pic:blipFill>
+                  <pic:spPr>
+                    <a:xfrm>
+                      <a:off x="0" y="0"/>
+                      <a:ext cx="5943600" cy="406400"/>
+                    </a:xfrm>
+                    <a:prstGeom prst="rect">
+                      <a:avLst/>
+                    </a:prstGeom>
+                  </pic:spPr>
+                </pic:pic>
+              </a:graphicData>
+            </a:graphic>
+          </wp:inline>
+        </w:drawing>
+      </w:r>
+    </w:p>
+    <w:p>
+      <w:pPr>
+        <w:rPr>
+          <w:b/>
+          <w:bCs/>
+        </w:rPr>
+      </w:pPr>
+      <w:r>
+        <w:rPr>
+          <w:b/>
+          <w:bCs/>
+        </w:rPr>
+        <w:tab/>
+        <w:t>26</w:t>
+      </w:r>
+      <w:r>
+        <w:rPr>
+          <w:b/>
+          <w:bCs/>
+        </w:rPr>
+        <w:tab/>
+        <w:t>docker network connect my_network my_nginx</w:t>
+      </w:r>
+    </w:p>
+    <w:p>
+      <w:pPr>
+        <w:ind w:left="720"/>
+        <w:rPr>
+          <w:b/>
+          <w:bCs/>
+        </w:rPr>
+      </w:pPr>
+      <w:r>
+        <w:rPr>
+          <w:b/>
+          <w:bCs/>
+        </w:rPr>
+        <w:drawing>
+          <wp:inline distT="0" distB="0" distL="0" distR="0" wp14:anchorId="46A09D93" wp14:editId="4C2412E2">
+            <wp:extent cx="5943600" cy="464185"/>
+            <wp:effectExtent l="0" t="0" r="0" b="0"/>
+            <wp:docPr id="1127515364" name="Picture 1"/>
+            <wp:cNvGraphicFramePr>
+              <a:graphicFrameLocks xmlns:a="http://schemas.openxmlformats.org/drawingml/2006/main" noChangeAspect="1"/>
+            </wp:cNvGraphicFramePr>
+            <a:graphic xmlns:a="http://schemas.openxmlformats.org/drawingml/2006/main">
+              <a:graphicData uri="http://schemas.openxmlformats.org/drawingml/2006/picture">
+                <pic:pic xmlns:pic="http://schemas.openxmlformats.org/drawingml/2006/picture">
+                  <pic:nvPicPr>
+                    <pic:cNvPr id="1127515364" name=""/>
+                    <pic:cNvPicPr/>
+                  </pic:nvPicPr>
+                  <pic:blipFill>
+                    <a:blip r:embed="rId30"/>
+                    <a:stretch>
+                      <a:fillRect/>
+                    </a:stretch>
+                  </pic:blipFill>
+                  <pic:spPr>
+                    <a:xfrm>
+                      <a:off x="0" y="0"/>
+                      <a:ext cx="5943600" cy="464185"/>
+                    </a:xfrm>
+                    <a:prstGeom prst="rect">
+                      <a:avLst/>
+                    </a:prstGeom>
+                  </pic:spPr>
+                </pic:pic>
+              </a:graphicData>
+            </a:graphic>
+          </wp:inline>
+        </w:drawing>
+      </w:r>
+    </w:p>
+    <w:p>
+      <w:pPr>
+        <w:rPr>
+          <w:b/>
+          <w:bCs/>
+        </w:rPr>
+      </w:pPr>
+      <w:r>
+        <w:rPr>
+          <w:b/>
+          <w:bCs/>
+        </w:rPr>
+        <w:tab/>
+        <w:t>27</w:t>
+      </w:r>
+      <w:r>
+        <w:rPr>
+          <w:b/>
+          <w:bCs/>
+        </w:rPr>
+        <w:tab/>
+        <w:t>docker run -d -e MY_ENV=hello_world nginx</w:t>
+      </w:r>
+      <w:r>
+        <w:rPr>
+          <w:b/>
+          <w:bCs/>
+        </w:rPr>
+        <w:tab/>
+      </w:r>
+    </w:p>
+    <w:p>
+      <w:pPr>
+        <w:ind w:left="720"/>
+        <w:rPr>
+          <w:b/>
+          <w:bCs/>
+        </w:rPr>
+      </w:pPr>
+      <w:r>
+        <w:rPr>
+          <w:b/>
+          <w:bCs/>
+        </w:rPr>
+        <w:drawing>
+          <wp:inline distT="0" distB="0" distL="0" distR="0" wp14:anchorId="107F81ED" wp14:editId="35848588">
+            <wp:extent cx="5943600" cy="277495"/>
+            <wp:effectExtent l="0" t="0" r="0" b="8255"/>
+            <wp:docPr id="286745983" name="Picture 1"/>
+            <wp:cNvGraphicFramePr>
+              <a:graphicFrameLocks xmlns:a="http://schemas.openxmlformats.org/drawingml/2006/main" noChangeAspect="1"/>
+            </wp:cNvGraphicFramePr>
+            <a:graphic xmlns:a="http://schemas.openxmlformats.org/drawingml/2006/main">
+              <a:graphicData uri="http://schemas.openxmlformats.org/drawingml/2006/picture">
+                <pic:pic xmlns:pic="http://schemas.openxmlformats.org/drawingml/2006/picture">
+                  <pic:nvPicPr>
+                    <pic:cNvPr id="286745983" name=""/>
+                    <pic:cNvPicPr/>
+                  </pic:nvPicPr>
+                  <pic:blipFill>
+                    <a:blip r:embed="rId31"/>
+                    <a:stretch>
+                      <a:fillRect/>
+                    </a:stretch>
+                  </pic:blipFill>
+                  <pic:spPr>
+                    <a:xfrm>
+                      <a:off x="0" y="0"/>
+                      <a:ext cx="5943600" cy="277495"/>
+                    </a:xfrm>
+                    <a:prstGeom prst="rect">
+                      <a:avLst/>
+                    </a:prstGeom>
+                  </pic:spPr>
+                </pic:pic>
+              </a:graphicData>
+            </a:graphic>
+          </wp:inline>
+        </w:drawing>
+      </w:r>
+    </w:p>
+    <w:p>
+      <w:pPr>
+        <w:ind w:left="720"/>
+        <w:rPr>
+          <w:b/>
+          <w:bCs/>
+        </w:rPr>
+      </w:pPr>
+    </w:p>
+    <w:p>
+      <w:pPr>
+        <w:ind w:left="720"/>
+        <w:rPr>
+          <w:b/>
+          <w:bCs/>
+        </w:rPr>
+      </w:pPr>
+    </w:p>
+    <w:p>
+      <w:pPr>
+        <w:ind w:left="720"/>
+        <w:rPr>
+          <w:b/>
+          <w:bCs/>
+        </w:rPr>
+      </w:pPr>
+    </w:p>
+    <w:p>
+      <w:pPr>
+        <w:rPr>
+          <w:b/>
+          <w:bCs/>
+        </w:rPr>
+      </w:pPr>
+      <w:r>
+        <w:rPr>
+          <w:b/>
+          <w:bCs/>
+        </w:rPr>
+        <w:lastRenderedPageBreak/>
+        <w:tab/>
+        <w:t>28</w:t>
+      </w:r>
+      <w:r>
+        <w:rPr>
+          <w:b/>
+          <w:bCs/>
+        </w:rPr>
+        <w:tab/>
+        <w:t>docker logs -f my_nginx</w:t>
+      </w:r>
+      <w:r>
+        <w:rPr>
+          <w:b/>
+          <w:bCs/>
+        </w:rPr>
+        <w:tab/>
+      </w:r>
+    </w:p>
+    <w:p>
+      <w:pPr>
+        <w:ind w:firstLine="720"/>
+        <w:rPr>
+          <w:b/>
+          <w:bCs/>
+        </w:rPr>
+      </w:pPr>
+      <w:r>
+        <w:rPr>
+          <w:b/>
+          <w:bCs/>
+        </w:rPr>
+        <w:drawing>
+          <wp:inline distT="0" distB="0" distL="0" distR="0" wp14:anchorId="7B2FDCC9" wp14:editId="7923665F">
+            <wp:extent cx="5943600" cy="2207260"/>
+            <wp:effectExtent l="0" t="0" r="0" b="2540"/>
+            <wp:docPr id="360935472" name="Picture 1"/>
+            <wp:cNvGraphicFramePr>
+              <a:graphicFrameLocks xmlns:a="http://schemas.openxmlformats.org/drawingml/2006/main" noChangeAspect="1"/>
+            </wp:cNvGraphicFramePr>
+            <a:graphic xmlns:a="http://schemas.openxmlformats.org/drawingml/2006/main">
+              <a:graphicData uri="http://schemas.openxmlformats.org/drawingml/2006/picture">
+                <pic:pic xmlns:pic="http://schemas.openxmlformats.org/drawingml/2006/picture">
+                  <pic:nvPicPr>
+                    <pic:cNvPr id="360935472" name=""/>
+                    <pic:cNvPicPr/>
+                  </pic:nvPicPr>
+                  <pic:blipFill>
+                    <a:blip r:embed="rId32"/>
+                    <a:stretch>
+                      <a:fillRect/>
+                    </a:stretch>
+                  </pic:blipFill>
+                  <pic:spPr>
+                    <a:xfrm>
+                      <a:off x="0" y="0"/>
+                      <a:ext cx="5943600" cy="2207260"/>
+                    </a:xfrm>
+                    <a:prstGeom prst="rect">
+                      <a:avLst/>
+                    </a:prstGeom>
+                  </pic:spPr>
+                </pic:pic>
+              </a:graphicData>
+            </a:graphic>
+          </wp:inline>
+        </w:drawing>
+      </w:r>
+    </w:p>
+    <w:p>
+      <w:pPr>
+        <w:rPr>
+          <w:b/>
+          <w:bCs/>
+        </w:rPr>
+      </w:pPr>
+      <w:r>
+        <w:rPr>
+          <w:b/>
+          <w:bCs/>
+        </w:rPr>
+        <w:tab/>
+        <w:t>29</w:t>
+      </w:r>
+      <w:r>
+        <w:rPr>
+          <w:b/>
+          <w:bCs/>
+        </w:rPr>
+        <w:tab/>
+        <w:t>FROM nginx</w:t>
+      </w:r>
+      <w:r>
+        <w:rPr>
+          <w:b/>
+          <w:bCs/>
+        </w:rPr>
+        <w:tab/>
+      </w:r>
+    </w:p>
+    <w:p>
+      <w:pPr>
+        <w:rPr>
+          <w:b/>
+          <w:bCs/>
+        </w:rPr>
+      </w:pPr>
+      <w:r>
+        <w:rPr>
+          <w:b/>
+          <w:bCs/>
+        </w:rPr>
+        <w:tab/>
+      </w:r>
+      <w:r>
+        <w:rPr>
+          <w:b/>
+          <w:bCs/>
+        </w:rPr>
+        <w:tab/>
+        <w:t>COPY index.html /usr/share/nginx/html/index.html</w:t>
+      </w:r>
+      <w:r>
+        <w:rPr>
+          <w:b/>
+          <w:bCs/>
+        </w:rPr>
+        <w:tab/>
+      </w:r>
+    </w:p>
+    <w:p>
+      <w:pPr>
+        <w:ind w:left="720"/>
+        <w:rPr>
+          <w:b/>
+          <w:bCs/>
+        </w:rPr>
+      </w:pPr>
+      <w:r>
+        <w:rPr>
+          <w:b/>
+          <w:bCs/>
+        </w:rPr>
+        <w:tab/>
+      </w:r>
+      <w:r>
+        <w:rPr>
+          <w:b/>
+          <w:bCs/>
+        </w:rPr>
+        <w:drawing>
+          <wp:inline distT="0" distB="0" distL="0" distR="0" wp14:anchorId="10F35A7D" wp14:editId="0A6EFFE2">
+            <wp:extent cx="5943600" cy="1638300"/>
+            <wp:effectExtent l="0" t="0" r="0" b="0"/>
+            <wp:docPr id="241258253" name="Picture 1"/>
+            <wp:cNvGraphicFramePr>
+              <a:graphicFrameLocks xmlns:a="http://schemas.openxmlformats.org/drawingml/2006/main" noChangeAspect="1"/>
+            </wp:cNvGraphicFramePr>
+            <a:graphic xmlns:a="http://schemas.openxmlformats.org/drawingml/2006/main">
+              <a:graphicData uri="http://schemas.openxmlformats.org/drawingml/2006/picture">
+                <pic:pic xmlns:pic="http://schemas.openxmlformats.org/drawingml/2006/picture">
+                  <pic:nvPicPr>
+                    <pic:cNvPr id="241258253" name=""/>
+                    <pic:cNvPicPr/>
+                  </pic:nvPicPr>
+                  <pic:blipFill>
+                    <a:blip r:embed="rId33"/>
+                    <a:stretch>
+                      <a:fillRect/>
+                    </a:stretch>
+                  </pic:blipFill>
+                  <pic:spPr>
+                    <a:xfrm>
+                      <a:off x="0" y="0"/>
+                      <a:ext cx="5943600" cy="1638300"/>
+                    </a:xfrm>
+                    <a:prstGeom prst="rect">
+                      <a:avLst/>
+                    </a:prstGeom>
+                  </pic:spPr>
+                </pic:pic>
+              </a:graphicData>
+            </a:graphic>
+          </wp:inline>
+        </w:drawing>
+      </w:r>
+    </w:p>
+    <w:p>
+      <w:pPr>
+        <w:rPr>
+          <w:b/>
+          <w:bCs/>
+        </w:rPr>
+      </w:pPr>
+      <w:r>
+        <w:rPr>
+          <w:b/>
+          <w:bCs/>
+        </w:rPr>
+        <w:tab/>
+        <w:t>30</w:t>
+      </w:r>
+      <w:r>
+        <w:rPr>
+          <w:b/>
+          <w:bCs/>
+        </w:rPr>
+        <w:tab/>
+        <w:t>docker build -t my_nginx_image .</w:t>
+      </w:r>
+      <w:r>
+        <w:rPr>
+          <w:b/>
+          <w:bCs/>
+        </w:rPr>
+        <w:tab/>
+      </w:r>
+    </w:p>
+    <w:p>
+      <w:pPr>
+        <w:ind w:firstLine="720"/>
+        <w:rPr>
+          <w:b/>
+          <w:bCs/>
+        </w:rPr>
+      </w:pPr>
+      <w:r>
+        <w:rPr>
+          <w:b/>
+          <w:bCs/>
+        </w:rPr>
+        <w:drawing>
+          <wp:inline distT="0" distB="0" distL="0" distR="0" wp14:anchorId="41854683" wp14:editId="2F3236F5">
+            <wp:extent cx="5943600" cy="2270125"/>
+            <wp:effectExtent l="0" t="0" r="0" b="0"/>
+            <wp:docPr id="182700506" name="Picture 1"/>
+            <wp:cNvGraphicFramePr>
+              <a:graphicFrameLocks xmlns:a="http://schemas.openxmlformats.org/drawingml/2006/main" noChangeAspect="1"/>
+            </wp:cNvGraphicFramePr>
+            <a:graphic xmlns:a="http://schemas.openxmlformats.org/drawingml/2006/main">
+              <a:graphicData uri="http://schemas.openxmlformats.org/drawingml/2006/picture">
+                <pic:pic xmlns:pic="http://schemas.openxmlformats.org/drawingml/2006/picture">
+                  <pic:nvPicPr>
+                    <pic:cNvPr id="182700506" name=""/>
+                    <pic:cNvPicPr/>
+                  </pic:nvPicPr>
+                  <pic:blipFill>
+                    <a:blip r:embed="rId34"/>
+                    <a:stretch>
+                      <a:fillRect/>
+                    </a:stretch>
+                  </pic:blipFill>
+                  <pic:spPr>
+                    <a:xfrm>
+                      <a:off x="0" y="0"/>
+                      <a:ext cx="5943600" cy="2270125"/>
+                    </a:xfrm>
+                    <a:prstGeom prst="rect">
+                      <a:avLst/>
+                    </a:prstGeom>
+                  </pic:spPr>
+                </pic:pic>
+              </a:graphicData>
+            </a:graphic>
+          </wp:inline>
+        </w:drawing>
+      </w:r>
+    </w:p>
+    <w:p>
+      <w:pPr>
+        <w:rPr>
+          <w:b/>
+          <w:bCs/>
+        </w:rPr>
+      </w:pPr>
+      <w:r>
+        <w:rPr>
+          <w:b/>
+          <w:bCs/>
+        </w:rPr>
+        <w:tab/>
+        <w:t>31</w:t>
+      </w:r>
+      <w:r>
+        <w:rPr>
+          <w:b/>
+          <w:bCs/>
+        </w:rPr>
+        <w:tab/>
+        <w:t>docker run -d -p 8080:80 my_nginx_image</w:t>
+      </w:r>
+      <w:r>
+        <w:rPr>
+          <w:b/>
+          <w:bCs/>
+        </w:rPr>
+        <w:tab/>
+      </w:r>
+    </w:p>
+    <w:p>
+      <w:pPr>
+        <w:ind w:firstLine="720"/>
+        <w:rPr>
+          <w:b/>
+          <w:bCs/>
+        </w:rPr>
+      </w:pPr>
+      <w:r>
+        <w:rPr>
+          <w:b/>
+          <w:bCs/>
+        </w:rPr>
+        <w:lastRenderedPageBreak/>
+        <w:drawing>
+          <wp:inline distT="0" distB="0" distL="0" distR="0" wp14:anchorId="0CAC5B90" wp14:editId="5B9FF937">
+            <wp:extent cx="5943600" cy="3230245"/>
+            <wp:effectExtent l="0" t="0" r="0" b="8255"/>
+            <wp:docPr id="1573283484" name="Picture 1"/>
+            <wp:cNvGraphicFramePr>
+              <a:graphicFrameLocks xmlns:a="http://schemas.openxmlformats.org/drawingml/2006/main" noChangeAspect="1"/>
+            </wp:cNvGraphicFramePr>
+            <a:graphic xmlns:a="http://schemas.openxmlformats.org/drawingml/2006/main">
+              <a:graphicData uri="http://schemas.openxmlformats.org/drawingml/2006/picture">
+                <pic:pic xmlns:pic="http://schemas.openxmlformats.org/drawingml/2006/picture">
+                  <pic:nvPicPr>
+                    <pic:cNvPr id="1573283484" name=""/>
+                    <pic:cNvPicPr/>
+                  </pic:nvPicPr>
+                  <pic:blipFill>
+                    <a:blip r:embed="rId35"/>
+                    <a:stretch>
+                      <a:fillRect/>
+                    </a:stretch>
+                  </pic:blipFill>
+                  <pic:spPr>
+                    <a:xfrm>
+                      <a:off x="0" y="0"/>
+                      <a:ext cx="5943600" cy="3230245"/>
+                    </a:xfrm>
+                    <a:prstGeom prst="rect">
+                      <a:avLst/>
+                    </a:prstGeom>
+                  </pic:spPr>
+                </pic:pic>
+              </a:graphicData>
+            </a:graphic>
+          </wp:inline>
+        </w:drawing>
+      </w:r>
+    </w:p>
+    <w:p>
+      <w:pPr>
+        <w:ind w:firstLine="720"/>
+        <w:rPr>
+          <w:b/>
+          <w:bCs/>
+        </w:rPr>
+      </w:pPr>
+      <w:r>
+        <w:rPr>
+          <w:b/>
+          <w:bCs/>
+        </w:rPr>
+        <w:drawing>
+          <wp:inline distT="0" distB="0" distL="0" distR="0" wp14:anchorId="73E359A3" wp14:editId="498A2C21">
+            <wp:extent cx="5943600" cy="1046480"/>
+            <wp:effectExtent l="0" t="0" r="0" b="1270"/>
+            <wp:docPr id="1492024070" name="Picture 1"/>
+            <wp:cNvGraphicFramePr>
+              <a:graphicFrameLocks xmlns:a="http://schemas.openxmlformats.org/drawingml/2006/main" noChangeAspect="1"/>
+            </wp:cNvGraphicFramePr>
+            <a:graphic xmlns:a="http://schemas.openxmlformats.org/drawingml/2006/main">
+              <a:graphicData uri="http://schemas.openxmlformats.org/drawingml/2006/picture">
+                <pic:pic xmlns:pic="http://schemas.openxmlformats.org/drawingml/2006/picture">
+                  <pic:nvPicPr>
+                    <pic:cNvPr id="1492024070" name=""/>
+                    <pic:cNvPicPr/>
+                  </pic:nvPicPr>
+                  <pic:blipFill>
+                    <a:blip r:embed="rId36"/>
+                    <a:stretch>
+                      <a:fillRect/>
+                    </a:stretch>
+                  </pic:blipFill>
+                  <pic:spPr>
+                    <a:xfrm>
+                      <a:off x="0" y="0"/>
+                      <a:ext cx="5943600" cy="1046480"/>
+                    </a:xfrm>
+                    <a:prstGeom prst="rect">
+                      <a:avLst/>
+                    </a:prstGeom>
+                  </pic:spPr>
+                </pic:pic>
+              </a:graphicData>
+            </a:graphic>
+          </wp:inline>
+        </w:drawing>
+      </w:r>
     </w:p>
     <w:sectPr>
       <w:pgSz w:w="12240" w:h="15840"/>
@@ -17,7 +2890,7 @@
 </file>
 
 <file path=word/styles.xml><?xml version="1.0" encoding="utf-8"?>
-<w:styles xmlns:mc="http://schemas.openxmlformats.org/markup-compatibility/2006" xmlns:r="http://schemas.openxmlformats.org/officeDocument/2006/relationships" xmlns:w="http://schemas.openxmlformats.org/wordprocessingml/2006/main" xmlns:w14="http://schemas.microsoft.com/office/word/2010/wordml" xmlns:w15="http://schemas.microsoft.com/office/word/2012/wordml" mc:Ignorable="w14 w15">
+<w:styles xmlns:mc="http://schemas.openxmlformats.org/markup-compatibility/2006" xmlns:r="http://schemas.openxmlformats.org/officeDocument/2006/relationships" xmlns:w="http://schemas.openxmlformats.org/wordprocessingml/2006/main" xmlns:w14="http://schemas.microsoft.com/office/word/2010/wordml" xmlns:w15="http://schemas.microsoft.com/office/word/2012/wordml" xmlns:w16cex="http://schemas.microsoft.com/office/word/2018/wordml/cex" xmlns:w16cid="http://schemas.microsoft.com/office/word/2016/wordml/cid" xmlns:w16="http://schemas.microsoft.com/office/word/2018/wordml" xmlns:w16du="http://schemas.microsoft.com/office/word/2023/wordml/word16du" xmlns:w16sdtdh="http://schemas.microsoft.com/office/word/2020/wordml/sdtdatahash" xmlns:w16sdtfl="http://schemas.microsoft.com/office/word/2024/wordml/sdtformatlock" xmlns:w16se="http://schemas.microsoft.com/office/word/2015/wordml/symex" mc:Ignorable="w14 w15 w16se w16cid w16 w16cex w16sdtdh w16sdtfl w16du">
   <w:docDefaults>
     <w:rPrDefault>
       <w:rPr>
@@ -33,7 +2906,7 @@
       </w:pPr>
     </w:pPrDefault>
   </w:docDefaults>
-  <w:latentStyles w:defLockedState="0" w:defUIPriority="99" w:defSemiHidden="0" w:defUnhideWhenUsed="0" w:defQFormat="0" w:count="371">
+  <w:latentStyles w:defLockedState="0" w:defUIPriority="99" w:defSemiHidden="0" w:defUnhideWhenUsed="0" w:defQFormat="0" w:count="376">
     <w:lsdException w:name="Normal" w:uiPriority="0" w:qFormat="1"/>
     <w:lsdException w:name="heading 1" w:uiPriority="9" w:qFormat="1"/>
     <w:lsdException w:name="heading 2" w:semiHidden="1" w:uiPriority="9" w:unhideWhenUsed="1" w:qFormat="1"/>
@@ -405,6 +3278,11 @@
     <w:lsdException w:name="List Table 5 Dark Accent 6" w:uiPriority="50"/>
     <w:lsdException w:name="List Table 6 Colorful Accent 6" w:uiPriority="51"/>
     <w:lsdException w:name="List Table 7 Colorful Accent 6" w:uiPriority="52"/>
+    <w:lsdException w:name="Mention" w:semiHidden="1" w:unhideWhenUsed="1"/>
+    <w:lsdException w:name="Smart Hyperlink" w:semiHidden="1" w:unhideWhenUsed="1"/>
+    <w:lsdException w:name="Hashtag" w:semiHidden="1" w:unhideWhenUsed="1"/>
+    <w:lsdException w:name="Unresolved Mention" w:semiHidden="1" w:unhideWhenUsed="1"/>
+    <w:lsdException w:name="Smart Link" w:semiHidden="1" w:unhideWhenUsed="1"/>
   </w:latentStyles>
   <w:style w:type="paragraph" w:default="1" w:styleId="Normal">
     <w:name w:val="Normal"/>
@@ -436,6 +3314,17 @@
     <w:uiPriority w:val="99"/>
     <w:semiHidden/>
     <w:unhideWhenUsed/>
+  </w:style>
+  <w:style w:type="paragraph" w:styleId="ListParagraph">
+    <w:name w:val="List Paragraph"/>
+    <w:basedOn w:val="Normal"/>
+    <w:uiPriority w:val="34"/>
+    <w:qFormat/>
+    <w:rsid w:val="00437E29"/>
+    <w:pPr>
+      <w:ind w:left="720"/>
+      <w:contextualSpacing/>
+    </w:pPr>
   </w:style>
 </w:styles>
 </file>
